--- a/Lumina Studios Logbook.docx
+++ b/Lumina Studios Logbook.docx
@@ -10,7 +10,6 @@
           <w:rFonts w:ascii="Arial" w:hAnsi="Arial" w:eastAsia="Arial" w:cs="Arial"/>
           <w:sz w:val="22"/>
           <w:szCs w:val="22"/>
-          <w:lang/>
         </w:rPr>
       </w:pPr>
       <w:r>
@@ -19,7 +18,6 @@
           <w:color w:val="546E7A"/>
           <w:sz w:val="22"/>
           <w:szCs w:val="22"/>
-          <w:lang/>
         </w:rPr>
         <w:t>BIT 4107 – Mobile Application Development</w:t>
       </w:r>
@@ -31,7 +29,6 @@
           <w:rFonts w:ascii="Arial" w:hAnsi="Arial" w:eastAsia="Arial" w:cs="Arial"/>
           <w:sz w:val="22"/>
           <w:szCs w:val="22"/>
-          <w:lang/>
         </w:rPr>
       </w:pPr>
     </w:p>
@@ -97,7 +94,6 @@
           <w:color w:val="000000"/>
           <w:sz w:val="22"/>
           <w:szCs w:val="22"/>
-          <w:lang/>
         </w:rPr>
       </w:pPr>
       <w:r>
@@ -108,7 +104,6 @@
           <w:color w:val="000000"/>
           <w:sz w:val="24"/>
           <w:szCs w:val="24"/>
-          <w:lang/>
         </w:rPr>
         <w:t>PROFESSIONAL STUDENT LOGBOOK</w:t>
       </w:r>
@@ -120,7 +115,6 @@
           <w:rFonts w:ascii="Arial" w:hAnsi="Arial" w:eastAsia="Arial" w:cs="Arial"/>
           <w:sz w:val="22"/>
           <w:szCs w:val="22"/>
-          <w:lang/>
         </w:rPr>
       </w:pPr>
     </w:p>
@@ -131,7 +125,6 @@
           <w:rFonts w:ascii="Arial" w:hAnsi="Arial" w:eastAsia="Arial" w:cs="Arial"/>
           <w:sz w:val="22"/>
           <w:szCs w:val="22"/>
-          <w:lang/>
         </w:rPr>
       </w:pPr>
     </w:p>
@@ -200,7 +193,6 @@
                 <w:color w:val="000000"/>
                 <w:sz w:val="22"/>
                 <w:szCs w:val="22"/>
-                <w:lang/>
               </w:rPr>
             </w:pPr>
             <w:r>
@@ -211,7 +203,6 @@
                 <w:color w:val="000000"/>
                 <w:sz w:val="22"/>
                 <w:szCs w:val="22"/>
-                <w:lang/>
               </w:rPr>
               <w:t>Student Name:</w:t>
             </w:r>
@@ -240,7 +231,6 @@
                 <w:color w:val="000000"/>
                 <w:sz w:val="22"/>
                 <w:szCs w:val="22"/>
-                <w:lang/>
               </w:rPr>
             </w:pPr>
           </w:p>
@@ -286,7 +276,6 @@
                 <w:color w:val="000000"/>
                 <w:sz w:val="22"/>
                 <w:szCs w:val="22"/>
-                <w:lang/>
               </w:rPr>
             </w:pPr>
             <w:r>
@@ -297,7 +286,6 @@
                 <w:color w:val="000000"/>
                 <w:sz w:val="22"/>
                 <w:szCs w:val="22"/>
-                <w:lang/>
               </w:rPr>
               <w:t>Admission Number:</w:t>
             </w:r>
@@ -326,7 +314,6 @@
                 <w:color w:val="000000"/>
                 <w:sz w:val="22"/>
                 <w:szCs w:val="22"/>
-                <w:lang/>
               </w:rPr>
             </w:pPr>
           </w:p>
@@ -372,7 +359,6 @@
                 <w:color w:val="000000"/>
                 <w:sz w:val="22"/>
                 <w:szCs w:val="22"/>
-                <w:lang/>
               </w:rPr>
             </w:pPr>
             <w:r>
@@ -383,7 +369,6 @@
                 <w:color w:val="000000"/>
                 <w:sz w:val="22"/>
                 <w:szCs w:val="22"/>
-                <w:lang/>
               </w:rPr>
               <w:t>School / Faculty:</w:t>
             </w:r>
@@ -412,7 +397,6 @@
                 <w:color w:val="000000"/>
                 <w:sz w:val="22"/>
                 <w:szCs w:val="22"/>
-                <w:lang/>
               </w:rPr>
             </w:pPr>
           </w:p>
@@ -458,7 +442,6 @@
                 <w:color w:val="000000"/>
                 <w:sz w:val="22"/>
                 <w:szCs w:val="22"/>
-                <w:lang/>
               </w:rPr>
             </w:pPr>
             <w:r>
@@ -469,7 +452,6 @@
                 <w:color w:val="000000"/>
                 <w:sz w:val="22"/>
                 <w:szCs w:val="22"/>
-                <w:lang/>
               </w:rPr>
               <w:t>Programme:</w:t>
             </w:r>
@@ -498,7 +480,6 @@
                 <w:color w:val="000000"/>
                 <w:sz w:val="22"/>
                 <w:szCs w:val="22"/>
-                <w:lang/>
               </w:rPr>
             </w:pPr>
           </w:p>
@@ -544,7 +525,6 @@
                 <w:color w:val="000000"/>
                 <w:sz w:val="22"/>
                 <w:szCs w:val="22"/>
-                <w:lang/>
               </w:rPr>
             </w:pPr>
             <w:r>
@@ -555,7 +535,6 @@
                 <w:color w:val="000000"/>
                 <w:sz w:val="22"/>
                 <w:szCs w:val="22"/>
-                <w:lang/>
               </w:rPr>
               <w:t>Academic Year:</w:t>
             </w:r>
@@ -584,7 +563,6 @@
                 <w:color w:val="000000"/>
                 <w:sz w:val="22"/>
                 <w:szCs w:val="22"/>
-                <w:lang/>
               </w:rPr>
             </w:pPr>
           </w:p>
@@ -630,7 +608,6 @@
                 <w:color w:val="000000"/>
                 <w:sz w:val="22"/>
                 <w:szCs w:val="22"/>
-                <w:lang/>
               </w:rPr>
             </w:pPr>
             <w:r>
@@ -641,7 +618,6 @@
                 <w:color w:val="000000"/>
                 <w:sz w:val="22"/>
                 <w:szCs w:val="22"/>
-                <w:lang/>
               </w:rPr>
               <w:t>Semester:</w:t>
             </w:r>
@@ -670,7 +646,6 @@
                 <w:color w:val="000000"/>
                 <w:sz w:val="22"/>
                 <w:szCs w:val="22"/>
-                <w:lang/>
               </w:rPr>
             </w:pPr>
           </w:p>
@@ -716,7 +691,6 @@
                 <w:color w:val="000000"/>
                 <w:sz w:val="22"/>
                 <w:szCs w:val="22"/>
-                <w:lang/>
               </w:rPr>
             </w:pPr>
             <w:r>
@@ -727,7 +701,6 @@
                 <w:color w:val="000000"/>
                 <w:sz w:val="22"/>
                 <w:szCs w:val="22"/>
-                <w:lang/>
               </w:rPr>
               <w:t>Lecturer:</w:t>
             </w:r>
@@ -756,7 +729,6 @@
                 <w:color w:val="000000"/>
                 <w:sz w:val="22"/>
                 <w:szCs w:val="22"/>
-                <w:lang/>
               </w:rPr>
             </w:pPr>
           </w:p>
@@ -802,7 +774,6 @@
                 <w:color w:val="000000"/>
                 <w:sz w:val="22"/>
                 <w:szCs w:val="22"/>
-                <w:lang/>
               </w:rPr>
             </w:pPr>
             <w:r>
@@ -813,7 +784,6 @@
                 <w:color w:val="000000"/>
                 <w:sz w:val="22"/>
                 <w:szCs w:val="22"/>
-                <w:lang/>
               </w:rPr>
               <w:t>Phone Number:</w:t>
             </w:r>
@@ -842,7 +812,6 @@
                 <w:color w:val="000000"/>
                 <w:sz w:val="22"/>
                 <w:szCs w:val="22"/>
-                <w:lang/>
               </w:rPr>
             </w:pPr>
           </w:p>
@@ -857,7 +826,6 @@
           <w:color w:val="000000"/>
           <w:sz w:val="22"/>
           <w:szCs w:val="22"/>
-          <w:lang/>
         </w:rPr>
       </w:pPr>
     </w:p>
@@ -869,7 +837,6 @@
           <w:color w:val="000000"/>
           <w:sz w:val="22"/>
           <w:szCs w:val="22"/>
-          <w:lang/>
         </w:rPr>
       </w:pPr>
     </w:p>
@@ -881,7 +848,6 @@
           <w:color w:val="000000"/>
           <w:sz w:val="22"/>
           <w:szCs w:val="22"/>
-          <w:lang/>
         </w:rPr>
       </w:pPr>
       <w:r>
@@ -892,7 +858,6 @@
           <w:color w:val="000000"/>
           <w:sz w:val="20"/>
           <w:szCs w:val="20"/>
-          <w:lang/>
         </w:rPr>
         <w:t>Platform: Android Studio  |  Language: Kotlin  |  Year: 2026</w:t>
       </w:r>
@@ -904,7 +869,6 @@
           <w:color w:val="000000"/>
           <w:sz w:val="22"/>
           <w:szCs w:val="22"/>
-          <w:lang/>
         </w:rPr>
       </w:pPr>
       <w:r>
@@ -913,7 +877,6 @@
           <w:color w:val="000000"/>
           <w:sz w:val="22"/>
           <w:szCs w:val="22"/>
-          <w:lang/>
         </w:rPr>
         <w:br w:type="page"/>
       </w:r>
@@ -962,7 +925,6 @@
           <w:color w:val="000000" w:themeColor="text1"/>
           <w:sz w:val="34"/>
           <w:szCs w:val="34"/>
-          <w:lang/>
           <w14:textFill>
             <w14:solidFill>
               <w14:schemeClr w14:val="tx1"/>
@@ -992,7 +954,7 @@
     <w:p>
       <w:pPr>
         <w:spacing w:before="0" w:after="80"/>
-        <w:jc w:val="center"/>
+        <w:jc w:val="left"/>
         <w:rPr>
           <w:rFonts w:hint="default" w:ascii="Arial" w:hAnsi="Arial" w:eastAsia="Arial" w:cs="Arial"/>
           <w:color w:val="000000"/>
@@ -1009,7 +971,6 @@
           <w:color w:val="222222"/>
           <w:sz w:val="24"/>
           <w:szCs w:val="24"/>
-          <w:lang/>
         </w:rPr>
         <w:t xml:space="preserve">This logbook documents all weekly practical activities undertaken during the development of </w:t>
       </w:r>
@@ -1033,40 +994,17 @@
           <w:szCs w:val="24"/>
           <w:lang w:val="en-US"/>
         </w:rPr>
-        <w:t>Professional photography and high-end videography production studio</w:t>
+        <w:t>Professional photography and high-end videography production studio specialized in capturing visual content.</w:t>
       </w:r>
     </w:p>
     <w:p>
       <w:pPr>
-        <w:spacing w:before="0" w:after="80"/>
-        <w:jc w:val="both"/>
-        <w:rPr>
-          <w:rFonts w:hint="default" w:ascii="Arial" w:hAnsi="Arial" w:eastAsia="Arial" w:cs="Arial"/>
-          <w:color w:val="000000"/>
+        <w:spacing w:before="60" w:after="60"/>
+        <w:jc w:val="left"/>
+        <w:rPr>
+          <w:rFonts w:ascii="Arial" w:hAnsi="Arial" w:eastAsia="Arial" w:cs="Arial"/>
           <w:sz w:val="24"/>
           <w:szCs w:val="24"/>
-          <w:lang w:val="en-US"/>
-        </w:rPr>
-      </w:pPr>
-      <w:r>
-        <w:rPr>
-          <w:rFonts w:hint="default" w:ascii="Arial" w:hAnsi="Arial" w:eastAsia="Arial" w:cs="Arial"/>
-          <w:color w:val="000000"/>
-          <w:sz w:val="24"/>
-          <w:szCs w:val="24"/>
-          <w:lang w:val="en-US"/>
-        </w:rPr>
-        <w:t>specialized in capturing visual content.</w:t>
-      </w:r>
-    </w:p>
-    <w:p>
-      <w:pPr>
-        <w:spacing w:before="60" w:after="60"/>
-        <w:rPr>
-          <w:rFonts w:ascii="Arial" w:hAnsi="Arial" w:eastAsia="Arial" w:cs="Arial"/>
-          <w:sz w:val="22"/>
-          <w:szCs w:val="22"/>
-          <w:lang/>
         </w:rPr>
       </w:pPr>
       <w:r>
@@ -1075,11 +1013,10 @@
           <w:b w:val="0"/>
           <w:bCs w:val="0"/>
           <w:color w:val="222222"/>
-          <w:sz w:val="22"/>
-          <w:szCs w:val="22"/>
-          <w:lang/>
-        </w:rPr>
-        <w:t xml:space="preserve"> .</w:t>
+          <w:sz w:val="24"/>
+          <w:szCs w:val="24"/>
+        </w:rPr>
+        <w:t>.</w:t>
       </w:r>
     </w:p>
     <w:p>
@@ -1089,7 +1026,6 @@
           <w:rFonts w:ascii="Arial" w:hAnsi="Arial" w:eastAsia="Arial" w:cs="Arial"/>
           <w:sz w:val="22"/>
           <w:szCs w:val="22"/>
-          <w:lang/>
         </w:rPr>
       </w:pPr>
     </w:p>
@@ -1100,7 +1036,6 @@
           <w:rFonts w:ascii="Arial" w:hAnsi="Arial" w:eastAsia="Arial" w:cs="Arial"/>
           <w:sz w:val="22"/>
           <w:szCs w:val="22"/>
-          <w:lang/>
         </w:rPr>
       </w:pPr>
       <w:r>
@@ -1111,7 +1046,6 @@
           <w:color w:val="222222"/>
           <w:sz w:val="22"/>
           <w:szCs w:val="22"/>
-          <w:lang/>
         </w:rPr>
         <w:t>IMPORTANT RULES:</w:t>
       </w:r>
@@ -1261,7 +1195,6 @@
           <w:rFonts w:ascii="Arial" w:hAnsi="Arial" w:eastAsia="Arial" w:cs="Arial"/>
           <w:sz w:val="22"/>
           <w:szCs w:val="22"/>
-          <w:lang/>
         </w:rPr>
       </w:pPr>
     </w:p>
@@ -1273,7 +1206,6 @@
           <w:color w:val="000000" w:themeColor="text1"/>
           <w:sz w:val="22"/>
           <w:szCs w:val="22"/>
-          <w:lang/>
           <w14:textFill>
             <w14:solidFill>
               <w14:schemeClr w14:val="tx1"/>
@@ -1281,7 +1213,6 @@
           </w14:textFill>
         </w:rPr>
       </w:pPr>
-      <w:bookmarkStart w:id="0" w:name="_GoBack"/>
       <w:r>
         <w:rPr>
           <w:rFonts w:ascii="Arial" w:hAnsi="Arial" w:eastAsia="Arial" w:cs="Arial"/>
@@ -1290,7 +1221,6 @@
           <w:color w:val="000000" w:themeColor="text1"/>
           <w:sz w:val="22"/>
           <w:szCs w:val="22"/>
-          <w:lang/>
           <w14:textFill>
             <w14:solidFill>
               <w14:schemeClr w14:val="tx1"/>
@@ -1300,14 +1230,12 @@
         <w:t>Every section marked [SCREENSHOT] requires a real screenshot from your own machine.</w:t>
       </w:r>
     </w:p>
-    <w:bookmarkEnd w:id="0"/>
-    <w:p>
-      <w:pPr>
-        <w:rPr>
-          <w:rFonts w:ascii="Arial" w:hAnsi="Arial" w:eastAsia="Arial" w:cs="Arial"/>
-          <w:sz w:val="22"/>
-          <w:szCs w:val="22"/>
-          <w:lang/>
+    <w:p>
+      <w:pPr>
+        <w:rPr>
+          <w:rFonts w:ascii="Arial" w:hAnsi="Arial" w:eastAsia="Arial" w:cs="Arial"/>
+          <w:sz w:val="22"/>
+          <w:szCs w:val="22"/>
         </w:rPr>
       </w:pPr>
       <w:r>
@@ -1315,11 +1243,2870 @@
           <w:rFonts w:ascii="Arial" w:hAnsi="Arial" w:eastAsia="Arial" w:cs="Arial"/>
           <w:sz w:val="22"/>
           <w:szCs w:val="22"/>
-          <w:lang/>
         </w:rPr>
         <w:br w:type="page"/>
       </w:r>
     </w:p>
+    <w:tbl>
+      <w:tblPr>
+        <w:tblStyle w:val="3"/>
+        <w:tblW w:w="9360" w:type="dxa"/>
+        <w:tblInd w:w="0" w:type="dxa"/>
+        <w:tblBorders>
+          <w:top w:val="single" w:color="auto" w:sz="4" w:space="0"/>
+          <w:left w:val="single" w:color="auto" w:sz="4" w:space="0"/>
+          <w:bottom w:val="single" w:color="auto" w:sz="4" w:space="0"/>
+          <w:right w:val="single" w:color="auto" w:sz="4" w:space="0"/>
+          <w:insideH w:val="single" w:color="auto" w:sz="4" w:space="0"/>
+          <w:insideV w:val="single" w:color="auto" w:sz="4" w:space="0"/>
+        </w:tblBorders>
+        <w:tblLayout w:type="autofit"/>
+        <w:tblCellMar>
+          <w:top w:w="0" w:type="dxa"/>
+          <w:left w:w="10" w:type="dxa"/>
+          <w:bottom w:w="0" w:type="dxa"/>
+          <w:right w:w="10" w:type="dxa"/>
+        </w:tblCellMar>
+      </w:tblPr>
+      <w:tblGrid>
+        <w:gridCol w:w="1440"/>
+        <w:gridCol w:w="7920"/>
+      </w:tblGrid>
+      <w:tr>
+        <w:tblPrEx>
+          <w:tblBorders>
+            <w:top w:val="single" w:color="auto" w:sz="4" w:space="0"/>
+            <w:left w:val="single" w:color="auto" w:sz="4" w:space="0"/>
+            <w:bottom w:val="single" w:color="auto" w:sz="4" w:space="0"/>
+            <w:right w:val="single" w:color="auto" w:sz="4" w:space="0"/>
+            <w:insideH w:val="single" w:color="auto" w:sz="4" w:space="0"/>
+            <w:insideV w:val="single" w:color="auto" w:sz="4" w:space="0"/>
+          </w:tblBorders>
+          <w:tblCellMar>
+            <w:top w:w="0" w:type="dxa"/>
+            <w:left w:w="10" w:type="dxa"/>
+            <w:bottom w:w="0" w:type="dxa"/>
+            <w:right w:w="10" w:type="dxa"/>
+          </w:tblCellMar>
+        </w:tblPrEx>
+        <w:tc>
+          <w:tcPr>
+            <w:tcW w:w="1440" w:type="dxa"/>
+            <w:tcBorders>
+              <w:top w:val="single" w:color="1565C0" w:sz="4" w:space="0"/>
+              <w:left w:val="single" w:color="1565C0" w:sz="4" w:space="0"/>
+              <w:bottom w:val="single" w:color="1565C0" w:sz="4" w:space="0"/>
+              <w:right w:val="single" w:color="1565C0" w:sz="4" w:space="0"/>
+            </w:tcBorders>
+            <w:shd w:val="clear" w:color="auto" w:fill="1565C0"/>
+            <w:tcMar>
+              <w:top w:w="120" w:type="dxa"/>
+              <w:left w:w="160" w:type="dxa"/>
+              <w:bottom w:w="120" w:type="dxa"/>
+              <w:right w:w="160" w:type="dxa"/>
+            </w:tcMar>
+          </w:tcPr>
+          <w:p>
+            <w:pPr>
+              <w:jc w:val="center"/>
+              <w:rPr>
+                <w:rFonts w:ascii="Arial" w:hAnsi="Arial" w:eastAsia="Arial" w:cs="Arial"/>
+                <w:color w:val="000000" w:themeColor="text1"/>
+                <w:sz w:val="22"/>
+                <w:szCs w:val="22"/>
+                <w14:textFill>
+                  <w14:solidFill>
+                    <w14:schemeClr w14:val="tx1"/>
+                  </w14:solidFill>
+                </w14:textFill>
+              </w:rPr>
+            </w:pPr>
+            <w:r>
+              <w:rPr>
+                <w:rFonts w:ascii="Arial" w:hAnsi="Arial" w:eastAsia="Arial" w:cs="Arial"/>
+                <w:b/>
+                <w:bCs/>
+                <w:color w:val="000000" w:themeColor="text1"/>
+                <w:sz w:val="18"/>
+                <w:szCs w:val="18"/>
+                <w14:textFill>
+                  <w14:solidFill>
+                    <w14:schemeClr w14:val="tx1"/>
+                  </w14:solidFill>
+                </w14:textFill>
+              </w:rPr>
+              <w:t>WEEK</w:t>
+            </w:r>
+          </w:p>
+          <w:p>
+            <w:pPr>
+              <w:jc w:val="center"/>
+              <w:rPr>
+                <w:rFonts w:ascii="Arial" w:hAnsi="Arial" w:eastAsia="Arial" w:cs="Arial"/>
+                <w:color w:val="000000" w:themeColor="text1"/>
+                <w:sz w:val="22"/>
+                <w:szCs w:val="22"/>
+                <w14:textFill>
+                  <w14:solidFill>
+                    <w14:schemeClr w14:val="tx1"/>
+                  </w14:solidFill>
+                </w14:textFill>
+              </w:rPr>
+            </w:pPr>
+            <w:r>
+              <w:rPr>
+                <w:rFonts w:ascii="Arial" w:hAnsi="Arial" w:eastAsia="Arial" w:cs="Arial"/>
+                <w:b/>
+                <w:bCs/>
+                <w:color w:val="000000" w:themeColor="text1"/>
+                <w:sz w:val="40"/>
+                <w:szCs w:val="40"/>
+                <w14:textFill>
+                  <w14:solidFill>
+                    <w14:schemeClr w14:val="tx1"/>
+                  </w14:solidFill>
+                </w14:textFill>
+              </w:rPr>
+              <w:t>1</w:t>
+            </w:r>
+          </w:p>
+        </w:tc>
+        <w:tc>
+          <w:tcPr>
+            <w:tcW w:w="7920" w:type="dxa"/>
+            <w:tcBorders>
+              <w:top w:val="single" w:color="1565C0" w:sz="4" w:space="0"/>
+              <w:left w:val="single" w:color="1565C0" w:sz="4" w:space="0"/>
+              <w:bottom w:val="single" w:color="1565C0" w:sz="4" w:space="0"/>
+              <w:right w:val="single" w:color="1565C0" w:sz="4" w:space="0"/>
+            </w:tcBorders>
+            <w:shd w:val="clear" w:color="auto" w:fill="E3F2FD"/>
+            <w:tcMar>
+              <w:top w:w="120" w:type="dxa"/>
+              <w:left w:w="200" w:type="dxa"/>
+              <w:bottom w:w="120" w:type="dxa"/>
+              <w:right w:w="200" w:type="dxa"/>
+            </w:tcMar>
+          </w:tcPr>
+          <w:p>
+            <w:pPr>
+              <w:rPr>
+                <w:rFonts w:ascii="Arial" w:hAnsi="Arial" w:eastAsia="Arial" w:cs="Arial"/>
+                <w:color w:val="000000" w:themeColor="text1"/>
+                <w:sz w:val="22"/>
+                <w:szCs w:val="22"/>
+                <w14:textFill>
+                  <w14:solidFill>
+                    <w14:schemeClr w14:val="tx1"/>
+                  </w14:solidFill>
+                </w14:textFill>
+              </w:rPr>
+            </w:pPr>
+            <w:r>
+              <w:rPr>
+                <w:rFonts w:ascii="Arial" w:hAnsi="Arial" w:eastAsia="Arial" w:cs="Arial"/>
+                <w:b/>
+                <w:bCs/>
+                <w:color w:val="000000" w:themeColor="text1"/>
+                <w:sz w:val="26"/>
+                <w:szCs w:val="26"/>
+                <w14:textFill>
+                  <w14:solidFill>
+                    <w14:schemeClr w14:val="tx1"/>
+                  </w14:solidFill>
+                </w14:textFill>
+              </w:rPr>
+              <w:t>Introduction to Mobile Application Development</w:t>
+            </w:r>
+          </w:p>
+          <w:p>
+            <w:pPr>
+              <w:rPr>
+                <w:rFonts w:ascii="Arial" w:hAnsi="Arial" w:eastAsia="Arial" w:cs="Arial"/>
+                <w:color w:val="000000" w:themeColor="text1"/>
+                <w:sz w:val="22"/>
+                <w:szCs w:val="22"/>
+                <w14:textFill>
+                  <w14:solidFill>
+                    <w14:schemeClr w14:val="tx1"/>
+                  </w14:solidFill>
+                </w14:textFill>
+              </w:rPr>
+            </w:pPr>
+            <w:r>
+              <w:rPr>
+                <w:rFonts w:ascii="Arial" w:hAnsi="Arial" w:eastAsia="Arial" w:cs="Arial"/>
+                <w:color w:val="000000" w:themeColor="text1"/>
+                <w:sz w:val="20"/>
+                <w:szCs w:val="20"/>
+                <w14:textFill>
+                  <w14:solidFill>
+                    <w14:schemeClr w14:val="tx1"/>
+                  </w14:solidFill>
+                </w14:textFill>
+              </w:rPr>
+              <w:t>Project: SpareDash — Spare Parts Delivery App  |  Week of: _______________</w:t>
+            </w:r>
+          </w:p>
+        </w:tc>
+      </w:tr>
+    </w:tbl>
+    <w:p>
+      <w:pPr>
+        <w:spacing w:before="60" w:after="60"/>
+        <w:rPr>
+          <w:rFonts w:ascii="Arial" w:hAnsi="Arial" w:eastAsia="Arial" w:cs="Arial"/>
+          <w:sz w:val="22"/>
+          <w:szCs w:val="22"/>
+        </w:rPr>
+      </w:pPr>
+    </w:p>
+    <w:p>
+      <w:pPr>
+        <w:shd w:val="clear" w:fill="E3F2FD"/>
+        <w:spacing w:before="280" w:after="120"/>
+        <w:rPr>
+          <w:rFonts w:ascii="Arial" w:hAnsi="Arial" w:eastAsia="Arial" w:cs="Arial"/>
+          <w:color w:val="000000" w:themeColor="text1"/>
+          <w:sz w:val="22"/>
+          <w:szCs w:val="22"/>
+          <w14:textFill>
+            <w14:solidFill>
+              <w14:schemeClr w14:val="tx1"/>
+            </w14:solidFill>
+          </w14:textFill>
+        </w:rPr>
+      </w:pPr>
+      <w:r>
+        <w:rPr>
+          <w:rFonts w:ascii="Arial" w:hAnsi="Arial" w:eastAsia="Arial" w:cs="Arial"/>
+          <w:b/>
+          <w:bCs/>
+          <w:color w:val="000000" w:themeColor="text1"/>
+          <w:sz w:val="26"/>
+          <w:szCs w:val="26"/>
+          <w14:textFill>
+            <w14:solidFill>
+              <w14:schemeClr w14:val="tx1"/>
+            </w14:solidFill>
+          </w14:textFill>
+        </w:rPr>
+        <w:t>Practical Activities Undertaken</w:t>
+      </w:r>
+    </w:p>
+    <w:p>
+      <w:pPr>
+        <w:spacing w:before="60" w:after="60"/>
+        <w:rPr>
+          <w:rFonts w:ascii="Arial" w:hAnsi="Arial" w:eastAsia="Arial" w:cs="Arial"/>
+          <w:sz w:val="22"/>
+          <w:szCs w:val="22"/>
+        </w:rPr>
+      </w:pPr>
+      <w:r>
+        <w:rPr>
+          <w:rFonts w:ascii="Arial" w:hAnsi="Arial" w:eastAsia="Arial" w:cs="Arial"/>
+          <w:b w:val="0"/>
+          <w:bCs w:val="0"/>
+          <w:color w:val="222222"/>
+          <w:sz w:val="22"/>
+          <w:szCs w:val="22"/>
+        </w:rPr>
+        <w:t xml:space="preserve">During Week 1, the following activities were completed to set up the </w:t>
+      </w:r>
+      <w:r>
+        <w:rPr>
+          <w:rFonts w:hint="default" w:ascii="Arial" w:hAnsi="Arial" w:eastAsia="Arial" w:cs="Arial"/>
+          <w:b w:val="0"/>
+          <w:bCs w:val="0"/>
+          <w:color w:val="222222"/>
+          <w:sz w:val="22"/>
+          <w:szCs w:val="22"/>
+          <w:lang w:val="en-US"/>
+        </w:rPr>
+        <w:t xml:space="preserve">Lumina Studios </w:t>
+      </w:r>
+      <w:r>
+        <w:rPr>
+          <w:rFonts w:ascii="Arial" w:hAnsi="Arial" w:eastAsia="Arial" w:cs="Arial"/>
+          <w:b w:val="0"/>
+          <w:bCs w:val="0"/>
+          <w:color w:val="222222"/>
+          <w:sz w:val="22"/>
+          <w:szCs w:val="22"/>
+        </w:rPr>
+        <w:t>development environment:</w:t>
+      </w:r>
+    </w:p>
+    <w:p>
+      <w:pPr>
+        <w:numPr>
+          <w:ilvl w:val="0"/>
+          <w:numId w:val="1"/>
+        </w:numPr>
+        <w:spacing w:before="40" w:after="40"/>
+        <w:ind w:left="720" w:hanging="360"/>
+        <w:rPr>
+          <w:rFonts w:ascii="Arial" w:hAnsi="Arial" w:eastAsia="Arial" w:cs="Arial"/>
+          <w:sz w:val="22"/>
+          <w:szCs w:val="22"/>
+        </w:rPr>
+      </w:pPr>
+      <w:r>
+        <w:rPr>
+          <w:rFonts w:ascii="Arial" w:hAnsi="Arial" w:eastAsia="Arial" w:cs="Arial"/>
+          <w:sz w:val="22"/>
+          <w:szCs w:val="22"/>
+        </w:rPr>
+        <w:t>Downloaded and installed Android Studio (latest stable version)</w:t>
+      </w:r>
+    </w:p>
+    <w:p>
+      <w:pPr>
+        <w:numPr>
+          <w:ilvl w:val="0"/>
+          <w:numId w:val="1"/>
+        </w:numPr>
+        <w:spacing w:before="40" w:after="40"/>
+        <w:ind w:left="720" w:hanging="360"/>
+        <w:rPr>
+          <w:rFonts w:ascii="Arial" w:hAnsi="Arial" w:eastAsia="Arial" w:cs="Arial"/>
+          <w:sz w:val="22"/>
+          <w:szCs w:val="22"/>
+        </w:rPr>
+      </w:pPr>
+      <w:r>
+        <w:rPr>
+          <w:rFonts w:ascii="Arial" w:hAnsi="Arial" w:eastAsia="Arial" w:cs="Arial"/>
+          <w:sz w:val="22"/>
+          <w:szCs w:val="22"/>
+        </w:rPr>
+        <w:t>Configured Android SDK: installed API 24 (min) and API 34 (target)</w:t>
+      </w:r>
+    </w:p>
+    <w:p>
+      <w:pPr>
+        <w:numPr>
+          <w:ilvl w:val="0"/>
+          <w:numId w:val="1"/>
+        </w:numPr>
+        <w:spacing w:before="40" w:after="40"/>
+        <w:ind w:left="720" w:hanging="360"/>
+        <w:rPr>
+          <w:rFonts w:ascii="Arial" w:hAnsi="Arial" w:eastAsia="Arial" w:cs="Arial"/>
+          <w:sz w:val="22"/>
+          <w:szCs w:val="22"/>
+        </w:rPr>
+      </w:pPr>
+      <w:r>
+        <w:rPr>
+          <w:rFonts w:hint="default" w:ascii="Arial" w:hAnsi="Arial" w:eastAsia="Arial" w:cs="Arial"/>
+          <w:sz w:val="22"/>
+          <w:szCs w:val="22"/>
+          <w:lang w:val="en-US"/>
+        </w:rPr>
+        <w:t>Connected to an a</w:t>
+      </w:r>
+      <w:r>
+        <w:rPr>
+          <w:rFonts w:ascii="Arial" w:hAnsi="Arial" w:eastAsia="Arial" w:cs="Arial"/>
+          <w:sz w:val="22"/>
+          <w:szCs w:val="22"/>
+        </w:rPr>
+        <w:t xml:space="preserve">ndroid </w:t>
+      </w:r>
+      <w:r>
+        <w:rPr>
+          <w:rFonts w:hint="default" w:ascii="Arial" w:hAnsi="Arial" w:eastAsia="Arial" w:cs="Arial"/>
+          <w:sz w:val="22"/>
+          <w:szCs w:val="22"/>
+          <w:lang w:val="en-US"/>
+        </w:rPr>
+        <w:t>D</w:t>
+      </w:r>
+      <w:r>
+        <w:rPr>
+          <w:rFonts w:ascii="Arial" w:hAnsi="Arial" w:eastAsia="Arial" w:cs="Arial"/>
+          <w:sz w:val="22"/>
+          <w:szCs w:val="22"/>
+        </w:rPr>
+        <w:t>evice (</w:t>
+      </w:r>
+      <w:r>
+        <w:rPr>
+          <w:rFonts w:hint="default" w:ascii="Arial" w:hAnsi="Arial" w:eastAsia="Arial" w:cs="Arial"/>
+          <w:sz w:val="22"/>
+          <w:szCs w:val="22"/>
+          <w:lang w:val="en-US"/>
+        </w:rPr>
+        <w:t>Tecno Spark 10p</w:t>
+      </w:r>
+      <w:r>
+        <w:rPr>
+          <w:rFonts w:ascii="Arial" w:hAnsi="Arial" w:eastAsia="Arial" w:cs="Arial"/>
+          <w:sz w:val="22"/>
+          <w:szCs w:val="22"/>
+        </w:rPr>
+        <w:t>, Android 1</w:t>
+      </w:r>
+      <w:r>
+        <w:rPr>
+          <w:rFonts w:hint="default" w:ascii="Arial" w:hAnsi="Arial" w:eastAsia="Arial" w:cs="Arial"/>
+          <w:sz w:val="22"/>
+          <w:szCs w:val="22"/>
+          <w:lang w:val="en-US"/>
+        </w:rPr>
+        <w:t>1</w:t>
+      </w:r>
+      <w:r>
+        <w:rPr>
+          <w:rFonts w:ascii="Arial" w:hAnsi="Arial" w:eastAsia="Arial" w:cs="Arial"/>
+          <w:sz w:val="22"/>
+          <w:szCs w:val="22"/>
+        </w:rPr>
+        <w:t>)</w:t>
+      </w:r>
+    </w:p>
+    <w:p>
+      <w:pPr>
+        <w:numPr>
+          <w:ilvl w:val="0"/>
+          <w:numId w:val="1"/>
+        </w:numPr>
+        <w:spacing w:before="40" w:after="40"/>
+        <w:ind w:left="720" w:hanging="360"/>
+        <w:rPr>
+          <w:rFonts w:ascii="Arial" w:hAnsi="Arial" w:eastAsia="Arial" w:cs="Arial"/>
+          <w:sz w:val="22"/>
+          <w:szCs w:val="22"/>
+        </w:rPr>
+      </w:pPr>
+      <w:r>
+        <w:rPr>
+          <w:rFonts w:ascii="Arial" w:hAnsi="Arial" w:eastAsia="Arial" w:cs="Arial"/>
+          <w:sz w:val="22"/>
+          <w:szCs w:val="22"/>
+        </w:rPr>
+        <w:t>Installed and configured Git and linked to GitHub</w:t>
+      </w:r>
+    </w:p>
+    <w:p>
+      <w:pPr>
+        <w:numPr>
+          <w:ilvl w:val="0"/>
+          <w:numId w:val="1"/>
+        </w:numPr>
+        <w:spacing w:before="40" w:after="40"/>
+        <w:ind w:left="720" w:hanging="360"/>
+        <w:rPr>
+          <w:rFonts w:ascii="Arial" w:hAnsi="Arial" w:eastAsia="Arial" w:cs="Arial"/>
+          <w:sz w:val="22"/>
+          <w:szCs w:val="22"/>
+        </w:rPr>
+      </w:pPr>
+      <w:r>
+        <w:rPr>
+          <w:rFonts w:ascii="Arial" w:hAnsi="Arial" w:eastAsia="Arial" w:cs="Arial"/>
+          <w:sz w:val="22"/>
+          <w:szCs w:val="22"/>
+        </w:rPr>
+        <w:t xml:space="preserve">Created new Android project: </w:t>
+      </w:r>
+      <w:r>
+        <w:rPr>
+          <w:rFonts w:hint="default" w:ascii="Arial" w:hAnsi="Arial" w:eastAsia="Arial" w:cs="Arial"/>
+          <w:sz w:val="22"/>
+          <w:szCs w:val="22"/>
+          <w:lang w:val="en-US"/>
+        </w:rPr>
+        <w:t>Lumina Studios</w:t>
+      </w:r>
+      <w:r>
+        <w:rPr>
+          <w:rFonts w:ascii="Arial" w:hAnsi="Arial" w:eastAsia="Arial" w:cs="Arial"/>
+          <w:sz w:val="22"/>
+          <w:szCs w:val="22"/>
+        </w:rPr>
+        <w:t>, package com.</w:t>
+      </w:r>
+      <w:r>
+        <w:rPr>
+          <w:rFonts w:hint="default" w:ascii="Arial" w:hAnsi="Arial" w:eastAsia="Arial" w:cs="Arial"/>
+          <w:sz w:val="22"/>
+          <w:szCs w:val="22"/>
+          <w:lang w:val="en-US"/>
+        </w:rPr>
+        <w:t>luminaStudio</w:t>
+      </w:r>
+      <w:r>
+        <w:rPr>
+          <w:rFonts w:ascii="Arial" w:hAnsi="Arial" w:eastAsia="Arial" w:cs="Arial"/>
+          <w:sz w:val="22"/>
+          <w:szCs w:val="22"/>
+        </w:rPr>
+        <w:t>.app, Kotlin, API 24</w:t>
+      </w:r>
+    </w:p>
+    <w:p>
+      <w:pPr>
+        <w:numPr>
+          <w:ilvl w:val="0"/>
+          <w:numId w:val="1"/>
+        </w:numPr>
+        <w:spacing w:before="40" w:after="40"/>
+        <w:ind w:left="720" w:hanging="360"/>
+        <w:rPr>
+          <w:rFonts w:ascii="Arial" w:hAnsi="Arial" w:eastAsia="Arial" w:cs="Arial"/>
+          <w:sz w:val="22"/>
+          <w:szCs w:val="22"/>
+        </w:rPr>
+      </w:pPr>
+      <w:r>
+        <w:rPr>
+          <w:rFonts w:ascii="Arial" w:hAnsi="Arial" w:eastAsia="Arial" w:cs="Arial"/>
+          <w:sz w:val="22"/>
+          <w:szCs w:val="22"/>
+        </w:rPr>
+        <w:t>Verified project structure and confirmed Gradle sync completed successfully</w:t>
+      </w:r>
+    </w:p>
+    <w:p>
+      <w:pPr>
+        <w:numPr>
+          <w:ilvl w:val="0"/>
+          <w:numId w:val="1"/>
+        </w:numPr>
+        <w:spacing w:before="40" w:after="40"/>
+        <w:ind w:left="720" w:hanging="360"/>
+        <w:rPr>
+          <w:rFonts w:ascii="Arial" w:hAnsi="Arial" w:eastAsia="Arial" w:cs="Arial"/>
+          <w:sz w:val="22"/>
+          <w:szCs w:val="22"/>
+        </w:rPr>
+      </w:pPr>
+      <w:r>
+        <w:rPr>
+          <w:rFonts w:ascii="Arial" w:hAnsi="Arial" w:eastAsia="Arial" w:cs="Arial"/>
+          <w:sz w:val="22"/>
+          <w:szCs w:val="22"/>
+        </w:rPr>
+        <w:t>Explored the Mobile Application Ecosystem: Android vs iOS vs Cross-platform</w:t>
+      </w:r>
+    </w:p>
+    <w:p>
+      <w:pPr>
+        <w:spacing w:before="60" w:after="60"/>
+        <w:rPr>
+          <w:rFonts w:ascii="Arial" w:hAnsi="Arial" w:eastAsia="Arial" w:cs="Arial"/>
+          <w:sz w:val="22"/>
+          <w:szCs w:val="22"/>
+        </w:rPr>
+      </w:pPr>
+    </w:p>
+    <w:p>
+      <w:pPr>
+        <w:spacing w:before="200" w:after="80"/>
+        <w:rPr>
+          <w:rFonts w:ascii="Arial" w:hAnsi="Arial" w:eastAsia="Arial" w:cs="Arial"/>
+          <w:sz w:val="22"/>
+          <w:szCs w:val="22"/>
+        </w:rPr>
+      </w:pPr>
+      <w:r>
+        <w:rPr>
+          <w:rFonts w:ascii="Arial" w:hAnsi="Arial" w:eastAsia="Arial" w:cs="Arial"/>
+          <w:b/>
+          <w:bCs/>
+          <w:color w:val="1976D2"/>
+          <w:sz w:val="22"/>
+          <w:szCs w:val="22"/>
+        </w:rPr>
+        <w:t>Screenshots / Evidence</w:t>
+      </w:r>
+    </w:p>
+    <w:tbl>
+      <w:tblPr>
+        <w:tblStyle w:val="3"/>
+        <w:tblW w:w="8960" w:type="dxa"/>
+        <w:tblInd w:w="0" w:type="dxa"/>
+        <w:tblBorders>
+          <w:top w:val="single" w:color="auto" w:sz="4" w:space="0"/>
+          <w:left w:val="single" w:color="auto" w:sz="4" w:space="0"/>
+          <w:bottom w:val="single" w:color="auto" w:sz="4" w:space="0"/>
+          <w:right w:val="single" w:color="auto" w:sz="4" w:space="0"/>
+          <w:insideH w:val="single" w:color="auto" w:sz="4" w:space="0"/>
+          <w:insideV w:val="single" w:color="auto" w:sz="4" w:space="0"/>
+        </w:tblBorders>
+        <w:tblLayout w:type="autofit"/>
+        <w:tblCellMar>
+          <w:top w:w="0" w:type="dxa"/>
+          <w:left w:w="10" w:type="dxa"/>
+          <w:bottom w:w="0" w:type="dxa"/>
+          <w:right w:w="10" w:type="dxa"/>
+        </w:tblCellMar>
+      </w:tblPr>
+      <w:tblGrid>
+        <w:gridCol w:w="8960"/>
+      </w:tblGrid>
+      <w:tr>
+        <w:tblPrEx>
+          <w:tblBorders>
+            <w:top w:val="single" w:color="auto" w:sz="4" w:space="0"/>
+            <w:left w:val="single" w:color="auto" w:sz="4" w:space="0"/>
+            <w:bottom w:val="single" w:color="auto" w:sz="4" w:space="0"/>
+            <w:right w:val="single" w:color="auto" w:sz="4" w:space="0"/>
+            <w:insideH w:val="single" w:color="auto" w:sz="4" w:space="0"/>
+            <w:insideV w:val="single" w:color="auto" w:sz="4" w:space="0"/>
+          </w:tblBorders>
+          <w:tblCellMar>
+            <w:top w:w="0" w:type="dxa"/>
+            <w:left w:w="10" w:type="dxa"/>
+            <w:bottom w:w="0" w:type="dxa"/>
+            <w:right w:w="10" w:type="dxa"/>
+          </w:tblCellMar>
+        </w:tblPrEx>
+        <w:trPr>
+          <w:trHeight w:val="5334" w:hRule="atLeast"/>
+        </w:trPr>
+        <w:tc>
+          <w:tcPr>
+            <w:tcBorders>
+              <w:top w:val="dashed" w:color="90CAF9" w:sz="4" w:space="0"/>
+              <w:left w:val="dashed" w:color="90CAF9" w:sz="4" w:space="0"/>
+              <w:bottom w:val="dashed" w:color="90CAF9" w:sz="4" w:space="0"/>
+              <w:right w:val="dashed" w:color="90CAF9" w:sz="4" w:space="0"/>
+            </w:tcBorders>
+            <w:shd w:val="clear" w:color="auto" w:fill="F0F7FF"/>
+            <w:tcMar>
+              <w:top w:w="200" w:type="dxa"/>
+              <w:left w:w="200" w:type="dxa"/>
+              <w:bottom w:w="200" w:type="dxa"/>
+              <w:right w:w="200" w:type="dxa"/>
+            </w:tcMar>
+          </w:tcPr>
+          <w:p>
+            <w:pPr>
+              <w:spacing w:before="63" w:beforeLines="17" w:beforeAutospacing="0"/>
+              <w:ind w:left="0" w:leftChars="0" w:firstLine="0" w:firstLineChars="0"/>
+              <w:jc w:val="center"/>
+              <w:rPr>
+                <w:rFonts w:ascii="Arial" w:hAnsi="Arial" w:eastAsia="Arial" w:cs="Arial"/>
+                <w:sz w:val="22"/>
+                <w:szCs w:val="22"/>
+              </w:rPr>
+            </w:pPr>
+            <w:r>
+              <w:rPr>
+                <w:rFonts w:ascii="Arial" w:hAnsi="Arial" w:eastAsia="Arial" w:cs="Arial"/>
+                <w:i/>
+                <w:iCs/>
+                <w:color w:val="1565C0"/>
+                <w:sz w:val="20"/>
+                <w:szCs w:val="20"/>
+              </w:rPr>
+              <w:t>[  SCREENSHOT: Android Studio Welcome Screen / Installation Complete  ]</w:t>
+            </w:r>
+          </w:p>
+          <w:p>
+            <w:pPr>
+              <w:jc w:val="center"/>
+              <w:rPr>
+                <w:rFonts w:ascii="Arial" w:hAnsi="Arial" w:eastAsia="Arial" w:cs="Arial"/>
+                <w:sz w:val="22"/>
+                <w:szCs w:val="22"/>
+              </w:rPr>
+            </w:pPr>
+            <w:r>
+              <w:rPr>
+                <w:rFonts w:ascii="Arial" w:hAnsi="Arial" w:eastAsia="Arial" w:cs="Arial"/>
+                <w:i/>
+                <w:iCs/>
+                <w:color w:val="90CAF9"/>
+                <w:sz w:val="18"/>
+                <w:szCs w:val="18"/>
+              </w:rPr>
+              <w:drawing>
+                <wp:inline distT="0" distB="0" distL="114300" distR="114300">
+                  <wp:extent cx="5269230" cy="2962910"/>
+                  <wp:effectExtent l="0" t="0" r="7620" b="8890"/>
+                  <wp:docPr id="1" name="Picture 1" descr="Screenshot (5)"/>
+                  <wp:cNvGraphicFramePr>
+                    <a:graphicFrameLocks xmlns:a="http://schemas.openxmlformats.org/drawingml/2006/main" noChangeAspect="1"/>
+                  </wp:cNvGraphicFramePr>
+                  <a:graphic xmlns:a="http://schemas.openxmlformats.org/drawingml/2006/main">
+                    <a:graphicData uri="http://schemas.openxmlformats.org/drawingml/2006/picture">
+                      <pic:pic xmlns:pic="http://schemas.openxmlformats.org/drawingml/2006/picture">
+                        <pic:nvPicPr>
+                          <pic:cNvPr id="1" name="Picture 1" descr="Screenshot (5)"/>
+                          <pic:cNvPicPr>
+                            <a:picLocks noChangeAspect="1"/>
+                          </pic:cNvPicPr>
+                        </pic:nvPicPr>
+                        <pic:blipFill>
+                          <a:blip r:embed="rId4"/>
+                          <a:stretch>
+                            <a:fillRect/>
+                          </a:stretch>
+                        </pic:blipFill>
+                        <pic:spPr>
+                          <a:xfrm>
+                            <a:off x="0" y="0"/>
+                            <a:ext cx="5269230" cy="2962910"/>
+                          </a:xfrm>
+                          <a:prstGeom prst="rect">
+                            <a:avLst/>
+                          </a:prstGeom>
+                        </pic:spPr>
+                      </pic:pic>
+                    </a:graphicData>
+                  </a:graphic>
+                </wp:inline>
+              </w:drawing>
+            </w:r>
+          </w:p>
+        </w:tc>
+      </w:tr>
+    </w:tbl>
+    <w:p>
+      <w:pPr>
+        <w:spacing w:before="60" w:after="60"/>
+        <w:rPr>
+          <w:rFonts w:ascii="Arial" w:hAnsi="Arial" w:eastAsia="Arial" w:cs="Arial"/>
+          <w:sz w:val="22"/>
+          <w:szCs w:val="22"/>
+        </w:rPr>
+      </w:pPr>
+    </w:p>
+    <w:tbl>
+      <w:tblPr>
+        <w:tblStyle w:val="3"/>
+        <w:tblW w:w="9360" w:type="dxa"/>
+        <w:tblInd w:w="0" w:type="dxa"/>
+        <w:tblBorders>
+          <w:top w:val="single" w:color="auto" w:sz="4" w:space="0"/>
+          <w:left w:val="single" w:color="auto" w:sz="4" w:space="0"/>
+          <w:bottom w:val="single" w:color="auto" w:sz="4" w:space="0"/>
+          <w:right w:val="single" w:color="auto" w:sz="4" w:space="0"/>
+          <w:insideH w:val="single" w:color="auto" w:sz="4" w:space="0"/>
+          <w:insideV w:val="single" w:color="auto" w:sz="4" w:space="0"/>
+        </w:tblBorders>
+        <w:tblLayout w:type="autofit"/>
+        <w:tblCellMar>
+          <w:top w:w="0" w:type="dxa"/>
+          <w:left w:w="10" w:type="dxa"/>
+          <w:bottom w:w="0" w:type="dxa"/>
+          <w:right w:w="10" w:type="dxa"/>
+        </w:tblCellMar>
+      </w:tblPr>
+      <w:tblGrid>
+        <w:gridCol w:w="9360"/>
+      </w:tblGrid>
+      <w:tr>
+        <w:tblPrEx>
+          <w:tblBorders>
+            <w:top w:val="single" w:color="auto" w:sz="4" w:space="0"/>
+            <w:left w:val="single" w:color="auto" w:sz="4" w:space="0"/>
+            <w:bottom w:val="single" w:color="auto" w:sz="4" w:space="0"/>
+            <w:right w:val="single" w:color="auto" w:sz="4" w:space="0"/>
+            <w:insideH w:val="single" w:color="auto" w:sz="4" w:space="0"/>
+            <w:insideV w:val="single" w:color="auto" w:sz="4" w:space="0"/>
+          </w:tblBorders>
+          <w:tblCellMar>
+            <w:top w:w="0" w:type="dxa"/>
+            <w:left w:w="10" w:type="dxa"/>
+            <w:bottom w:w="0" w:type="dxa"/>
+            <w:right w:w="10" w:type="dxa"/>
+          </w:tblCellMar>
+        </w:tblPrEx>
+        <w:tc>
+          <w:tcPr>
+            <w:tcBorders>
+              <w:top w:val="dashed" w:color="90CAF9" w:sz="4" w:space="0"/>
+              <w:left w:val="dashed" w:color="90CAF9" w:sz="4" w:space="0"/>
+              <w:bottom w:val="dashed" w:color="90CAF9" w:sz="4" w:space="0"/>
+              <w:right w:val="dashed" w:color="90CAF9" w:sz="4" w:space="0"/>
+            </w:tcBorders>
+            <w:shd w:val="clear" w:color="auto" w:fill="F0F7FF"/>
+            <w:tcMar>
+              <w:top w:w="200" w:type="dxa"/>
+              <w:left w:w="200" w:type="dxa"/>
+              <w:bottom w:w="200" w:type="dxa"/>
+              <w:right w:w="200" w:type="dxa"/>
+            </w:tcMar>
+          </w:tcPr>
+          <w:p>
+            <w:pPr>
+              <w:jc w:val="center"/>
+              <w:rPr>
+                <w:rFonts w:ascii="Arial" w:hAnsi="Arial" w:eastAsia="Arial" w:cs="Arial"/>
+                <w:sz w:val="22"/>
+                <w:szCs w:val="22"/>
+              </w:rPr>
+            </w:pPr>
+            <w:r>
+              <w:rPr>
+                <w:rFonts w:ascii="Arial" w:hAnsi="Arial" w:eastAsia="Arial" w:cs="Arial"/>
+                <w:i/>
+                <w:iCs/>
+                <w:color w:val="1565C0"/>
+                <w:sz w:val="20"/>
+                <w:szCs w:val="20"/>
+              </w:rPr>
+              <w:t>[  SCREENSHOT: Android SDK Manager showing API 24 and API 34 installed  ]</w:t>
+            </w:r>
+          </w:p>
+          <w:p>
+            <w:pPr>
+              <w:jc w:val="center"/>
+              <w:rPr>
+                <w:rFonts w:ascii="Arial" w:hAnsi="Arial" w:eastAsia="Arial" w:cs="Arial"/>
+                <w:sz w:val="22"/>
+                <w:szCs w:val="22"/>
+              </w:rPr>
+            </w:pPr>
+            <w:r>
+              <w:rPr>
+                <w:rFonts w:ascii="Arial" w:hAnsi="Arial" w:eastAsia="Arial" w:cs="Arial"/>
+                <w:i/>
+                <w:iCs/>
+                <w:color w:val="90CAF9"/>
+                <w:sz w:val="18"/>
+                <w:szCs w:val="18"/>
+              </w:rPr>
+              <w:t>Paste your actual screenshot here</w:t>
+            </w:r>
+          </w:p>
+        </w:tc>
+      </w:tr>
+    </w:tbl>
+    <w:p>
+      <w:pPr>
+        <w:spacing w:before="60" w:after="60"/>
+        <w:rPr>
+          <w:rFonts w:ascii="Arial" w:hAnsi="Arial" w:eastAsia="Arial" w:cs="Arial"/>
+          <w:sz w:val="22"/>
+          <w:szCs w:val="22"/>
+        </w:rPr>
+      </w:pPr>
+    </w:p>
+    <w:p>
+      <w:pPr>
+        <w:spacing w:before="60" w:after="60"/>
+        <w:rPr>
+          <w:rFonts w:ascii="Arial" w:hAnsi="Arial" w:eastAsia="Arial" w:cs="Arial"/>
+          <w:sz w:val="22"/>
+          <w:szCs w:val="22"/>
+        </w:rPr>
+      </w:pPr>
+      <w:bookmarkStart w:id="0" w:name="_GoBack"/>
+      <w:bookmarkEnd w:id="0"/>
+    </w:p>
+    <w:tbl>
+      <w:tblPr>
+        <w:tblStyle w:val="3"/>
+        <w:tblW w:w="9360" w:type="dxa"/>
+        <w:tblInd w:w="0" w:type="dxa"/>
+        <w:tblBorders>
+          <w:top w:val="single" w:color="auto" w:sz="4" w:space="0"/>
+          <w:left w:val="single" w:color="auto" w:sz="4" w:space="0"/>
+          <w:bottom w:val="single" w:color="auto" w:sz="4" w:space="0"/>
+          <w:right w:val="single" w:color="auto" w:sz="4" w:space="0"/>
+          <w:insideH w:val="single" w:color="auto" w:sz="4" w:space="0"/>
+          <w:insideV w:val="single" w:color="auto" w:sz="4" w:space="0"/>
+        </w:tblBorders>
+        <w:tblLayout w:type="autofit"/>
+        <w:tblCellMar>
+          <w:top w:w="0" w:type="dxa"/>
+          <w:left w:w="10" w:type="dxa"/>
+          <w:bottom w:w="0" w:type="dxa"/>
+          <w:right w:w="10" w:type="dxa"/>
+        </w:tblCellMar>
+      </w:tblPr>
+      <w:tblGrid>
+        <w:gridCol w:w="9370"/>
+      </w:tblGrid>
+      <w:tr>
+        <w:tblPrEx>
+          <w:tblBorders>
+            <w:top w:val="single" w:color="auto" w:sz="4" w:space="0"/>
+            <w:left w:val="single" w:color="auto" w:sz="4" w:space="0"/>
+            <w:bottom w:val="single" w:color="auto" w:sz="4" w:space="0"/>
+            <w:right w:val="single" w:color="auto" w:sz="4" w:space="0"/>
+            <w:insideH w:val="single" w:color="auto" w:sz="4" w:space="0"/>
+            <w:insideV w:val="single" w:color="auto" w:sz="4" w:space="0"/>
+          </w:tblBorders>
+          <w:tblCellMar>
+            <w:top w:w="0" w:type="dxa"/>
+            <w:left w:w="10" w:type="dxa"/>
+            <w:bottom w:w="0" w:type="dxa"/>
+            <w:right w:w="10" w:type="dxa"/>
+          </w:tblCellMar>
+        </w:tblPrEx>
+        <w:tc>
+          <w:tcPr>
+            <w:tcBorders>
+              <w:top w:val="dashed" w:color="90CAF9" w:sz="4" w:space="0"/>
+              <w:left w:val="dashed" w:color="90CAF9" w:sz="4" w:space="0"/>
+              <w:bottom w:val="dashed" w:color="90CAF9" w:sz="4" w:space="0"/>
+              <w:right w:val="dashed" w:color="90CAF9" w:sz="4" w:space="0"/>
+            </w:tcBorders>
+            <w:shd w:val="clear" w:color="auto" w:fill="F0F7FF"/>
+            <w:tcMar>
+              <w:top w:w="200" w:type="dxa"/>
+              <w:left w:w="200" w:type="dxa"/>
+              <w:bottom w:w="200" w:type="dxa"/>
+              <w:right w:w="200" w:type="dxa"/>
+            </w:tcMar>
+          </w:tcPr>
+          <w:p>
+            <w:pPr>
+              <w:jc w:val="center"/>
+              <w:rPr>
+                <w:rFonts w:ascii="Arial" w:hAnsi="Arial" w:eastAsia="Arial" w:cs="Arial"/>
+                <w:sz w:val="22"/>
+                <w:szCs w:val="22"/>
+              </w:rPr>
+            </w:pPr>
+            <w:r>
+              <w:rPr>
+                <w:rFonts w:ascii="Arial" w:hAnsi="Arial" w:eastAsia="Arial" w:cs="Arial"/>
+                <w:i/>
+                <w:iCs/>
+                <w:color w:val="1565C0"/>
+                <w:sz w:val="20"/>
+                <w:szCs w:val="20"/>
+              </w:rPr>
+              <w:t xml:space="preserve">[  SCREENSHOT: Android </w:t>
+            </w:r>
+            <w:r>
+              <w:rPr>
+                <w:rFonts w:hint="default" w:ascii="Arial" w:hAnsi="Arial" w:eastAsia="Arial" w:cs="Arial"/>
+                <w:i/>
+                <w:iCs/>
+                <w:color w:val="1565C0"/>
+                <w:sz w:val="20"/>
+                <w:szCs w:val="20"/>
+                <w:lang w:val="en-US"/>
+              </w:rPr>
+              <w:t>paired</w:t>
+            </w:r>
+            <w:r>
+              <w:rPr>
+                <w:rFonts w:ascii="Arial" w:hAnsi="Arial" w:eastAsia="Arial" w:cs="Arial"/>
+                <w:i/>
+                <w:iCs/>
+                <w:color w:val="1565C0"/>
+                <w:sz w:val="20"/>
+                <w:szCs w:val="20"/>
+              </w:rPr>
+              <w:t xml:space="preserve"> Device</w:t>
+            </w:r>
+            <w:r>
+              <w:rPr>
+                <w:rFonts w:hint="default" w:ascii="Arial" w:hAnsi="Arial" w:eastAsia="Arial" w:cs="Arial"/>
+                <w:i/>
+                <w:iCs/>
+                <w:color w:val="1565C0"/>
+                <w:sz w:val="20"/>
+                <w:szCs w:val="20"/>
+                <w:lang w:val="en-US"/>
+              </w:rPr>
+              <w:t xml:space="preserve"> </w:t>
+            </w:r>
+            <w:r>
+              <w:rPr>
+                <w:rFonts w:ascii="Arial" w:hAnsi="Arial" w:eastAsia="Arial" w:cs="Arial"/>
+                <w:i/>
+                <w:iCs/>
+                <w:color w:val="1565C0"/>
+                <w:sz w:val="20"/>
+                <w:szCs w:val="20"/>
+              </w:rPr>
+              <w:t xml:space="preserve">showing </w:t>
+            </w:r>
+            <w:r>
+              <w:rPr>
+                <w:rFonts w:hint="default" w:ascii="Arial" w:hAnsi="Arial" w:eastAsia="Arial" w:cs="Arial"/>
+                <w:i/>
+                <w:iCs/>
+                <w:color w:val="1565C0"/>
+                <w:sz w:val="20"/>
+                <w:szCs w:val="20"/>
+                <w:lang w:val="en-US"/>
+              </w:rPr>
+              <w:t>Tecno spark 10p connected</w:t>
+            </w:r>
+            <w:r>
+              <w:rPr>
+                <w:rFonts w:ascii="Arial" w:hAnsi="Arial" w:eastAsia="Arial" w:cs="Arial"/>
+                <w:i/>
+                <w:iCs/>
+                <w:color w:val="1565C0"/>
+                <w:sz w:val="20"/>
+                <w:szCs w:val="20"/>
+              </w:rPr>
+              <w:t xml:space="preserve">  ]</w:t>
+            </w:r>
+          </w:p>
+          <w:p>
+            <w:pPr>
+              <w:jc w:val="center"/>
+              <w:rPr>
+                <w:rFonts w:hint="default" w:ascii="Arial" w:hAnsi="Arial" w:eastAsia="Arial" w:cs="Arial"/>
+                <w:sz w:val="22"/>
+                <w:szCs w:val="22"/>
+                <w:lang w:val="en-US"/>
+              </w:rPr>
+            </w:pPr>
+            <w:r>
+              <w:rPr>
+                <w:rFonts w:hint="default" w:ascii="Arial" w:hAnsi="Arial" w:eastAsia="Arial" w:cs="Arial"/>
+                <w:sz w:val="22"/>
+                <w:szCs w:val="22"/>
+                <w:lang w:val="en-US"/>
+              </w:rPr>
+              <w:drawing>
+                <wp:inline distT="0" distB="0" distL="114300" distR="114300">
+                  <wp:extent cx="5685790" cy="3196590"/>
+                  <wp:effectExtent l="0" t="0" r="10160" b="3810"/>
+                  <wp:docPr id="3" name="Picture 3" descr="Screenshot (16)"/>
+                  <wp:cNvGraphicFramePr>
+                    <a:graphicFrameLocks xmlns:a="http://schemas.openxmlformats.org/drawingml/2006/main" noChangeAspect="1"/>
+                  </wp:cNvGraphicFramePr>
+                  <a:graphic xmlns:a="http://schemas.openxmlformats.org/drawingml/2006/main">
+                    <a:graphicData uri="http://schemas.openxmlformats.org/drawingml/2006/picture">
+                      <pic:pic xmlns:pic="http://schemas.openxmlformats.org/drawingml/2006/picture">
+                        <pic:nvPicPr>
+                          <pic:cNvPr id="3" name="Picture 3" descr="Screenshot (16)"/>
+                          <pic:cNvPicPr>
+                            <a:picLocks noChangeAspect="1"/>
+                          </pic:cNvPicPr>
+                        </pic:nvPicPr>
+                        <pic:blipFill>
+                          <a:blip r:embed="rId5"/>
+                          <a:stretch>
+                            <a:fillRect/>
+                          </a:stretch>
+                        </pic:blipFill>
+                        <pic:spPr>
+                          <a:xfrm>
+                            <a:off x="0" y="0"/>
+                            <a:ext cx="5685790" cy="3196590"/>
+                          </a:xfrm>
+                          <a:prstGeom prst="rect">
+                            <a:avLst/>
+                          </a:prstGeom>
+                        </pic:spPr>
+                      </pic:pic>
+                    </a:graphicData>
+                  </a:graphic>
+                </wp:inline>
+              </w:drawing>
+            </w:r>
+          </w:p>
+        </w:tc>
+      </w:tr>
+    </w:tbl>
+    <w:p>
+      <w:pPr>
+        <w:spacing w:before="60" w:after="60"/>
+        <w:rPr>
+          <w:rFonts w:ascii="Arial" w:hAnsi="Arial" w:eastAsia="Arial" w:cs="Arial"/>
+          <w:sz w:val="22"/>
+          <w:szCs w:val="22"/>
+        </w:rPr>
+      </w:pPr>
+    </w:p>
+    <w:tbl>
+      <w:tblPr>
+        <w:tblStyle w:val="3"/>
+        <w:tblW w:w="9360" w:type="dxa"/>
+        <w:tblInd w:w="0" w:type="dxa"/>
+        <w:tblBorders>
+          <w:top w:val="single" w:color="auto" w:sz="4" w:space="0"/>
+          <w:left w:val="single" w:color="auto" w:sz="4" w:space="0"/>
+          <w:bottom w:val="single" w:color="auto" w:sz="4" w:space="0"/>
+          <w:right w:val="single" w:color="auto" w:sz="4" w:space="0"/>
+          <w:insideH w:val="single" w:color="auto" w:sz="4" w:space="0"/>
+          <w:insideV w:val="single" w:color="auto" w:sz="4" w:space="0"/>
+        </w:tblBorders>
+        <w:tblLayout w:type="autofit"/>
+        <w:tblCellMar>
+          <w:top w:w="0" w:type="dxa"/>
+          <w:left w:w="10" w:type="dxa"/>
+          <w:bottom w:w="0" w:type="dxa"/>
+          <w:right w:w="10" w:type="dxa"/>
+        </w:tblCellMar>
+      </w:tblPr>
+      <w:tblGrid>
+        <w:gridCol w:w="9370"/>
+      </w:tblGrid>
+      <w:tr>
+        <w:tblPrEx>
+          <w:tblBorders>
+            <w:top w:val="single" w:color="auto" w:sz="4" w:space="0"/>
+            <w:left w:val="single" w:color="auto" w:sz="4" w:space="0"/>
+            <w:bottom w:val="single" w:color="auto" w:sz="4" w:space="0"/>
+            <w:right w:val="single" w:color="auto" w:sz="4" w:space="0"/>
+            <w:insideH w:val="single" w:color="auto" w:sz="4" w:space="0"/>
+            <w:insideV w:val="single" w:color="auto" w:sz="4" w:space="0"/>
+          </w:tblBorders>
+          <w:tblCellMar>
+            <w:top w:w="0" w:type="dxa"/>
+            <w:left w:w="10" w:type="dxa"/>
+            <w:bottom w:w="0" w:type="dxa"/>
+            <w:right w:w="10" w:type="dxa"/>
+          </w:tblCellMar>
+        </w:tblPrEx>
+        <w:tc>
+          <w:tcPr>
+            <w:tcBorders>
+              <w:top w:val="dashed" w:color="90CAF9" w:sz="4" w:space="0"/>
+              <w:left w:val="dashed" w:color="90CAF9" w:sz="4" w:space="0"/>
+              <w:bottom w:val="dashed" w:color="90CAF9" w:sz="4" w:space="0"/>
+              <w:right w:val="dashed" w:color="90CAF9" w:sz="4" w:space="0"/>
+            </w:tcBorders>
+            <w:shd w:val="clear" w:color="auto" w:fill="F0F7FF"/>
+            <w:tcMar>
+              <w:top w:w="200" w:type="dxa"/>
+              <w:left w:w="200" w:type="dxa"/>
+              <w:bottom w:w="200" w:type="dxa"/>
+              <w:right w:w="200" w:type="dxa"/>
+            </w:tcMar>
+          </w:tcPr>
+          <w:p>
+            <w:pPr>
+              <w:jc w:val="center"/>
+              <w:rPr>
+                <w:rFonts w:ascii="Arial" w:hAnsi="Arial" w:eastAsia="Arial" w:cs="Arial"/>
+                <w:sz w:val="22"/>
+                <w:szCs w:val="22"/>
+              </w:rPr>
+            </w:pPr>
+            <w:r>
+              <w:rPr>
+                <w:rFonts w:ascii="Arial" w:hAnsi="Arial" w:eastAsia="Arial" w:cs="Arial"/>
+                <w:i/>
+                <w:iCs/>
+                <w:color w:val="1565C0"/>
+                <w:sz w:val="20"/>
+                <w:szCs w:val="20"/>
+              </w:rPr>
+              <w:t xml:space="preserve">[  SCREENSHOT: New </w:t>
+            </w:r>
+            <w:r>
+              <w:rPr>
+                <w:rFonts w:hint="default" w:ascii="Arial" w:hAnsi="Arial" w:eastAsia="Arial" w:cs="Arial"/>
+                <w:i/>
+                <w:iCs/>
+                <w:color w:val="1565C0"/>
+                <w:sz w:val="20"/>
+                <w:szCs w:val="20"/>
+                <w:lang w:val="en-US"/>
+              </w:rPr>
+              <w:t xml:space="preserve">Lumina Studios </w:t>
+            </w:r>
+            <w:r>
+              <w:rPr>
+                <w:rFonts w:ascii="Arial" w:hAnsi="Arial" w:eastAsia="Arial" w:cs="Arial"/>
+                <w:i/>
+                <w:iCs/>
+                <w:color w:val="1565C0"/>
+                <w:sz w:val="20"/>
+                <w:szCs w:val="20"/>
+              </w:rPr>
+              <w:t>project open in Android Studio showing project structure  ]</w:t>
+            </w:r>
+          </w:p>
+          <w:p>
+            <w:pPr>
+              <w:jc w:val="center"/>
+              <w:rPr>
+                <w:rFonts w:ascii="Arial" w:hAnsi="Arial" w:eastAsia="Arial" w:cs="Arial"/>
+                <w:sz w:val="22"/>
+                <w:szCs w:val="22"/>
+              </w:rPr>
+            </w:pPr>
+            <w:r>
+              <w:rPr>
+                <w:rFonts w:ascii="Arial" w:hAnsi="Arial" w:eastAsia="Arial" w:cs="Arial"/>
+                <w:i/>
+                <w:iCs/>
+                <w:color w:val="90CAF9"/>
+                <w:sz w:val="18"/>
+                <w:szCs w:val="18"/>
+              </w:rPr>
+              <w:t xml:space="preserve">t </w:t>
+            </w:r>
+            <w:r>
+              <w:rPr>
+                <w:rFonts w:ascii="Arial" w:hAnsi="Arial" w:eastAsia="Arial" w:cs="Arial"/>
+                <w:i/>
+                <w:iCs/>
+                <w:color w:val="90CAF9"/>
+                <w:sz w:val="18"/>
+                <w:szCs w:val="18"/>
+              </w:rPr>
+              <w:drawing>
+                <wp:inline distT="0" distB="0" distL="114300" distR="114300">
+                  <wp:extent cx="5685790" cy="3196590"/>
+                  <wp:effectExtent l="0" t="0" r="10160" b="3810"/>
+                  <wp:docPr id="4" name="Picture 4" descr="Screenshot (17)"/>
+                  <wp:cNvGraphicFramePr>
+                    <a:graphicFrameLocks xmlns:a="http://schemas.openxmlformats.org/drawingml/2006/main" noChangeAspect="1"/>
+                  </wp:cNvGraphicFramePr>
+                  <a:graphic xmlns:a="http://schemas.openxmlformats.org/drawingml/2006/main">
+                    <a:graphicData uri="http://schemas.openxmlformats.org/drawingml/2006/picture">
+                      <pic:pic xmlns:pic="http://schemas.openxmlformats.org/drawingml/2006/picture">
+                        <pic:nvPicPr>
+                          <pic:cNvPr id="4" name="Picture 4" descr="Screenshot (17)"/>
+                          <pic:cNvPicPr>
+                            <a:picLocks noChangeAspect="1"/>
+                          </pic:cNvPicPr>
+                        </pic:nvPicPr>
+                        <pic:blipFill>
+                          <a:blip r:embed="rId6"/>
+                          <a:stretch>
+                            <a:fillRect/>
+                          </a:stretch>
+                        </pic:blipFill>
+                        <pic:spPr>
+                          <a:xfrm>
+                            <a:off x="0" y="0"/>
+                            <a:ext cx="5685790" cy="3196590"/>
+                          </a:xfrm>
+                          <a:prstGeom prst="rect">
+                            <a:avLst/>
+                          </a:prstGeom>
+                        </pic:spPr>
+                      </pic:pic>
+                    </a:graphicData>
+                  </a:graphic>
+                </wp:inline>
+              </w:drawing>
+            </w:r>
+          </w:p>
+        </w:tc>
+      </w:tr>
+    </w:tbl>
+    <w:p>
+      <w:pPr>
+        <w:spacing w:before="60" w:after="60"/>
+        <w:rPr>
+          <w:rFonts w:ascii="Arial" w:hAnsi="Arial" w:eastAsia="Arial" w:cs="Arial"/>
+          <w:sz w:val="22"/>
+          <w:szCs w:val="22"/>
+        </w:rPr>
+      </w:pPr>
+    </w:p>
+    <w:p>
+      <w:pPr>
+        <w:spacing w:before="60" w:after="60"/>
+        <w:rPr>
+          <w:rFonts w:ascii="Arial" w:hAnsi="Arial" w:eastAsia="Arial" w:cs="Arial"/>
+          <w:sz w:val="22"/>
+          <w:szCs w:val="22"/>
+        </w:rPr>
+      </w:pPr>
+    </w:p>
+    <w:p>
+      <w:pPr>
+        <w:spacing w:before="60" w:after="60"/>
+        <w:rPr>
+          <w:rFonts w:ascii="Arial" w:hAnsi="Arial" w:eastAsia="Arial" w:cs="Arial"/>
+          <w:sz w:val="22"/>
+          <w:szCs w:val="22"/>
+        </w:rPr>
+      </w:pPr>
+    </w:p>
+    <w:p>
+      <w:pPr>
+        <w:spacing w:before="60" w:after="60"/>
+        <w:rPr>
+          <w:rFonts w:ascii="Arial" w:hAnsi="Arial" w:eastAsia="Arial" w:cs="Arial"/>
+          <w:sz w:val="22"/>
+          <w:szCs w:val="22"/>
+        </w:rPr>
+      </w:pPr>
+    </w:p>
+    <w:p>
+      <w:pPr>
+        <w:spacing w:before="60" w:after="60"/>
+        <w:rPr>
+          <w:rFonts w:ascii="Arial" w:hAnsi="Arial" w:eastAsia="Arial" w:cs="Arial"/>
+          <w:sz w:val="22"/>
+          <w:szCs w:val="22"/>
+        </w:rPr>
+      </w:pPr>
+    </w:p>
+    <w:tbl>
+      <w:tblPr>
+        <w:tblStyle w:val="3"/>
+        <w:tblW w:w="9360" w:type="dxa"/>
+        <w:tblInd w:w="0" w:type="dxa"/>
+        <w:tblBorders>
+          <w:top w:val="single" w:color="auto" w:sz="4" w:space="0"/>
+          <w:left w:val="single" w:color="auto" w:sz="4" w:space="0"/>
+          <w:bottom w:val="single" w:color="auto" w:sz="4" w:space="0"/>
+          <w:right w:val="single" w:color="auto" w:sz="4" w:space="0"/>
+          <w:insideH w:val="single" w:color="auto" w:sz="4" w:space="0"/>
+          <w:insideV w:val="single" w:color="auto" w:sz="4" w:space="0"/>
+        </w:tblBorders>
+        <w:tblLayout w:type="autofit"/>
+        <w:tblCellMar>
+          <w:top w:w="0" w:type="dxa"/>
+          <w:left w:w="10" w:type="dxa"/>
+          <w:bottom w:w="0" w:type="dxa"/>
+          <w:right w:w="10" w:type="dxa"/>
+        </w:tblCellMar>
+      </w:tblPr>
+      <w:tblGrid>
+        <w:gridCol w:w="9370"/>
+      </w:tblGrid>
+      <w:tr>
+        <w:tblPrEx>
+          <w:tblBorders>
+            <w:top w:val="single" w:color="auto" w:sz="4" w:space="0"/>
+            <w:left w:val="single" w:color="auto" w:sz="4" w:space="0"/>
+            <w:bottom w:val="single" w:color="auto" w:sz="4" w:space="0"/>
+            <w:right w:val="single" w:color="auto" w:sz="4" w:space="0"/>
+            <w:insideH w:val="single" w:color="auto" w:sz="4" w:space="0"/>
+            <w:insideV w:val="single" w:color="auto" w:sz="4" w:space="0"/>
+          </w:tblBorders>
+          <w:tblCellMar>
+            <w:top w:w="0" w:type="dxa"/>
+            <w:left w:w="10" w:type="dxa"/>
+            <w:bottom w:w="0" w:type="dxa"/>
+            <w:right w:w="10" w:type="dxa"/>
+          </w:tblCellMar>
+        </w:tblPrEx>
+        <w:tc>
+          <w:tcPr>
+            <w:tcBorders>
+              <w:top w:val="dashed" w:color="90CAF9" w:sz="4" w:space="0"/>
+              <w:left w:val="dashed" w:color="90CAF9" w:sz="4" w:space="0"/>
+              <w:bottom w:val="dashed" w:color="90CAF9" w:sz="4" w:space="0"/>
+              <w:right w:val="dashed" w:color="90CAF9" w:sz="4" w:space="0"/>
+            </w:tcBorders>
+            <w:shd w:val="clear" w:color="auto" w:fill="F0F7FF"/>
+            <w:tcMar>
+              <w:top w:w="200" w:type="dxa"/>
+              <w:left w:w="200" w:type="dxa"/>
+              <w:bottom w:w="200" w:type="dxa"/>
+              <w:right w:w="200" w:type="dxa"/>
+            </w:tcMar>
+          </w:tcPr>
+          <w:p>
+            <w:pPr>
+              <w:jc w:val="center"/>
+              <w:rPr>
+                <w:rFonts w:ascii="Arial" w:hAnsi="Arial" w:eastAsia="Arial" w:cs="Arial"/>
+                <w:sz w:val="22"/>
+                <w:szCs w:val="22"/>
+              </w:rPr>
+            </w:pPr>
+            <w:r>
+              <w:rPr>
+                <w:rFonts w:ascii="Arial" w:hAnsi="Arial" w:eastAsia="Arial" w:cs="Arial"/>
+                <w:i/>
+                <w:iCs/>
+                <w:color w:val="1565C0"/>
+                <w:sz w:val="20"/>
+                <w:szCs w:val="20"/>
+              </w:rPr>
+              <w:t>[  SCREENSHOT: Gradle sync finished message at the bottom of Android Studio  ]</w:t>
+            </w:r>
+          </w:p>
+          <w:p>
+            <w:pPr>
+              <w:jc w:val="center"/>
+              <w:rPr>
+                <w:rFonts w:hint="default" w:ascii="Arial" w:hAnsi="Arial" w:eastAsia="Arial" w:cs="Arial"/>
+                <w:sz w:val="22"/>
+                <w:szCs w:val="22"/>
+                <w:lang w:val="en-US"/>
+              </w:rPr>
+            </w:pPr>
+            <w:r>
+              <w:rPr>
+                <w:rFonts w:hint="default" w:ascii="Arial" w:hAnsi="Arial" w:eastAsia="Arial" w:cs="Arial"/>
+                <w:sz w:val="22"/>
+                <w:szCs w:val="22"/>
+                <w:lang w:val="en-US"/>
+              </w:rPr>
+              <w:drawing>
+                <wp:inline distT="0" distB="0" distL="114300" distR="114300">
+                  <wp:extent cx="5685790" cy="3196590"/>
+                  <wp:effectExtent l="0" t="0" r="10160" b="3810"/>
+                  <wp:docPr id="5" name="Picture 5" descr="Screenshot (20)"/>
+                  <wp:cNvGraphicFramePr>
+                    <a:graphicFrameLocks xmlns:a="http://schemas.openxmlformats.org/drawingml/2006/main" noChangeAspect="1"/>
+                  </wp:cNvGraphicFramePr>
+                  <a:graphic xmlns:a="http://schemas.openxmlformats.org/drawingml/2006/main">
+                    <a:graphicData uri="http://schemas.openxmlformats.org/drawingml/2006/picture">
+                      <pic:pic xmlns:pic="http://schemas.openxmlformats.org/drawingml/2006/picture">
+                        <pic:nvPicPr>
+                          <pic:cNvPr id="5" name="Picture 5" descr="Screenshot (20)"/>
+                          <pic:cNvPicPr>
+                            <a:picLocks noChangeAspect="1"/>
+                          </pic:cNvPicPr>
+                        </pic:nvPicPr>
+                        <pic:blipFill>
+                          <a:blip r:embed="rId7"/>
+                          <a:stretch>
+                            <a:fillRect/>
+                          </a:stretch>
+                        </pic:blipFill>
+                        <pic:spPr>
+                          <a:xfrm>
+                            <a:off x="0" y="0"/>
+                            <a:ext cx="5685790" cy="3196590"/>
+                          </a:xfrm>
+                          <a:prstGeom prst="rect">
+                            <a:avLst/>
+                          </a:prstGeom>
+                        </pic:spPr>
+                      </pic:pic>
+                    </a:graphicData>
+                  </a:graphic>
+                </wp:inline>
+              </w:drawing>
+            </w:r>
+          </w:p>
+        </w:tc>
+      </w:tr>
+    </w:tbl>
+    <w:p>
+      <w:pPr>
+        <w:spacing w:before="60" w:after="60"/>
+        <w:rPr>
+          <w:rFonts w:ascii="Arial" w:hAnsi="Arial" w:eastAsia="Arial" w:cs="Arial"/>
+          <w:sz w:val="22"/>
+          <w:szCs w:val="22"/>
+        </w:rPr>
+      </w:pPr>
+    </w:p>
+    <w:p>
+      <w:pPr>
+        <w:spacing w:before="60" w:after="60"/>
+        <w:rPr>
+          <w:rFonts w:ascii="Arial" w:hAnsi="Arial" w:eastAsia="Arial" w:cs="Arial"/>
+          <w:sz w:val="22"/>
+          <w:szCs w:val="22"/>
+        </w:rPr>
+      </w:pPr>
+    </w:p>
+    <w:tbl>
+      <w:tblPr>
+        <w:tblStyle w:val="3"/>
+        <w:tblW w:w="9360" w:type="dxa"/>
+        <w:tblInd w:w="0" w:type="dxa"/>
+        <w:tblBorders>
+          <w:top w:val="single" w:color="auto" w:sz="4" w:space="0"/>
+          <w:left w:val="single" w:color="auto" w:sz="4" w:space="0"/>
+          <w:bottom w:val="single" w:color="auto" w:sz="4" w:space="0"/>
+          <w:right w:val="single" w:color="auto" w:sz="4" w:space="0"/>
+          <w:insideH w:val="single" w:color="auto" w:sz="4" w:space="0"/>
+          <w:insideV w:val="single" w:color="auto" w:sz="4" w:space="0"/>
+        </w:tblBorders>
+        <w:tblLayout w:type="autofit"/>
+        <w:tblCellMar>
+          <w:top w:w="0" w:type="dxa"/>
+          <w:left w:w="10" w:type="dxa"/>
+          <w:bottom w:w="0" w:type="dxa"/>
+          <w:right w:w="10" w:type="dxa"/>
+        </w:tblCellMar>
+      </w:tblPr>
+      <w:tblGrid>
+        <w:gridCol w:w="3120"/>
+        <w:gridCol w:w="3120"/>
+        <w:gridCol w:w="3120"/>
+      </w:tblGrid>
+      <w:tr>
+        <w:tblPrEx>
+          <w:tblBorders>
+            <w:top w:val="single" w:color="auto" w:sz="4" w:space="0"/>
+            <w:left w:val="single" w:color="auto" w:sz="4" w:space="0"/>
+            <w:bottom w:val="single" w:color="auto" w:sz="4" w:space="0"/>
+            <w:right w:val="single" w:color="auto" w:sz="4" w:space="0"/>
+            <w:insideH w:val="single" w:color="auto" w:sz="4" w:space="0"/>
+            <w:insideV w:val="single" w:color="auto" w:sz="4" w:space="0"/>
+          </w:tblBorders>
+          <w:tblCellMar>
+            <w:top w:w="0" w:type="dxa"/>
+            <w:left w:w="10" w:type="dxa"/>
+            <w:bottom w:w="0" w:type="dxa"/>
+            <w:right w:w="10" w:type="dxa"/>
+          </w:tblCellMar>
+        </w:tblPrEx>
+        <w:trPr>
+          <w:tblHeader/>
+        </w:trPr>
+        <w:tc>
+          <w:tcPr>
+            <w:tcW w:w="3120" w:type="dxa"/>
+            <w:tcBorders>
+              <w:top w:val="single" w:color="1565C0" w:sz="4" w:space="0"/>
+              <w:left w:val="single" w:color="1565C0" w:sz="4" w:space="0"/>
+              <w:bottom w:val="single" w:color="1565C0" w:sz="4" w:space="0"/>
+              <w:right w:val="single" w:color="1565C0" w:sz="4" w:space="0"/>
+            </w:tcBorders>
+            <w:shd w:val="clear" w:color="auto" w:fill="1565C0"/>
+            <w:tcMar>
+              <w:top w:w="80" w:type="dxa"/>
+              <w:left w:w="120" w:type="dxa"/>
+              <w:bottom w:w="80" w:type="dxa"/>
+              <w:right w:w="120" w:type="dxa"/>
+            </w:tcMar>
+          </w:tcPr>
+          <w:p>
+            <w:pPr>
+              <w:rPr>
+                <w:rFonts w:ascii="Arial" w:hAnsi="Arial" w:eastAsia="Arial" w:cs="Arial"/>
+                <w:color w:val="000000" w:themeColor="text1"/>
+                <w:sz w:val="22"/>
+                <w:szCs w:val="22"/>
+                <w14:textFill>
+                  <w14:solidFill>
+                    <w14:schemeClr w14:val="tx1"/>
+                  </w14:solidFill>
+                </w14:textFill>
+              </w:rPr>
+            </w:pPr>
+            <w:r>
+              <w:rPr>
+                <w:rFonts w:ascii="Arial" w:hAnsi="Arial" w:eastAsia="Arial" w:cs="Arial"/>
+                <w:b/>
+                <w:bCs/>
+                <w:color w:val="000000" w:themeColor="text1"/>
+                <w:sz w:val="20"/>
+                <w:szCs w:val="20"/>
+                <w14:textFill>
+                  <w14:solidFill>
+                    <w14:schemeClr w14:val="tx1"/>
+                  </w14:solidFill>
+                </w14:textFill>
+              </w:rPr>
+              <w:t>Tool / Software</w:t>
+            </w:r>
+          </w:p>
+        </w:tc>
+        <w:tc>
+          <w:tcPr>
+            <w:tcW w:w="3120" w:type="dxa"/>
+            <w:tcBorders>
+              <w:top w:val="single" w:color="1565C0" w:sz="4" w:space="0"/>
+              <w:left w:val="single" w:color="1565C0" w:sz="4" w:space="0"/>
+              <w:bottom w:val="single" w:color="1565C0" w:sz="4" w:space="0"/>
+              <w:right w:val="single" w:color="1565C0" w:sz="4" w:space="0"/>
+            </w:tcBorders>
+            <w:shd w:val="clear" w:color="auto" w:fill="1565C0"/>
+            <w:tcMar>
+              <w:top w:w="80" w:type="dxa"/>
+              <w:left w:w="120" w:type="dxa"/>
+              <w:bottom w:w="80" w:type="dxa"/>
+              <w:right w:w="120" w:type="dxa"/>
+            </w:tcMar>
+          </w:tcPr>
+          <w:p>
+            <w:pPr>
+              <w:rPr>
+                <w:rFonts w:ascii="Arial" w:hAnsi="Arial" w:eastAsia="Arial" w:cs="Arial"/>
+                <w:color w:val="000000" w:themeColor="text1"/>
+                <w:sz w:val="22"/>
+                <w:szCs w:val="22"/>
+                <w14:textFill>
+                  <w14:solidFill>
+                    <w14:schemeClr w14:val="tx1"/>
+                  </w14:solidFill>
+                </w14:textFill>
+              </w:rPr>
+            </w:pPr>
+            <w:r>
+              <w:rPr>
+                <w:rFonts w:ascii="Arial" w:hAnsi="Arial" w:eastAsia="Arial" w:cs="Arial"/>
+                <w:b/>
+                <w:bCs/>
+                <w:color w:val="000000" w:themeColor="text1"/>
+                <w:sz w:val="20"/>
+                <w:szCs w:val="20"/>
+                <w14:textFill>
+                  <w14:solidFill>
+                    <w14:schemeClr w14:val="tx1"/>
+                  </w14:solidFill>
+                </w14:textFill>
+              </w:rPr>
+              <w:t>Version / Details</w:t>
+            </w:r>
+          </w:p>
+        </w:tc>
+        <w:tc>
+          <w:tcPr>
+            <w:tcW w:w="3120" w:type="dxa"/>
+            <w:tcBorders>
+              <w:top w:val="single" w:color="1565C0" w:sz="4" w:space="0"/>
+              <w:left w:val="single" w:color="1565C0" w:sz="4" w:space="0"/>
+              <w:bottom w:val="single" w:color="1565C0" w:sz="4" w:space="0"/>
+              <w:right w:val="single" w:color="1565C0" w:sz="4" w:space="0"/>
+            </w:tcBorders>
+            <w:shd w:val="clear" w:color="auto" w:fill="1565C0"/>
+            <w:tcMar>
+              <w:top w:w="80" w:type="dxa"/>
+              <w:left w:w="120" w:type="dxa"/>
+              <w:bottom w:w="80" w:type="dxa"/>
+              <w:right w:w="120" w:type="dxa"/>
+            </w:tcMar>
+          </w:tcPr>
+          <w:p>
+            <w:pPr>
+              <w:rPr>
+                <w:rFonts w:ascii="Arial" w:hAnsi="Arial" w:eastAsia="Arial" w:cs="Arial"/>
+                <w:color w:val="000000" w:themeColor="text1"/>
+                <w:sz w:val="22"/>
+                <w:szCs w:val="22"/>
+                <w14:textFill>
+                  <w14:solidFill>
+                    <w14:schemeClr w14:val="tx1"/>
+                  </w14:solidFill>
+                </w14:textFill>
+              </w:rPr>
+            </w:pPr>
+            <w:r>
+              <w:rPr>
+                <w:rFonts w:ascii="Arial" w:hAnsi="Arial" w:eastAsia="Arial" w:cs="Arial"/>
+                <w:b/>
+                <w:bCs/>
+                <w:color w:val="000000" w:themeColor="text1"/>
+                <w:sz w:val="20"/>
+                <w:szCs w:val="20"/>
+                <w14:textFill>
+                  <w14:solidFill>
+                    <w14:schemeClr w14:val="tx1"/>
+                  </w14:solidFill>
+                </w14:textFill>
+              </w:rPr>
+              <w:t>Purpose</w:t>
+            </w:r>
+          </w:p>
+        </w:tc>
+      </w:tr>
+      <w:tr>
+        <w:tblPrEx>
+          <w:tblBorders>
+            <w:top w:val="single" w:color="auto" w:sz="4" w:space="0"/>
+            <w:left w:val="single" w:color="auto" w:sz="4" w:space="0"/>
+            <w:bottom w:val="single" w:color="auto" w:sz="4" w:space="0"/>
+            <w:right w:val="single" w:color="auto" w:sz="4" w:space="0"/>
+            <w:insideH w:val="single" w:color="auto" w:sz="4" w:space="0"/>
+            <w:insideV w:val="single" w:color="auto" w:sz="4" w:space="0"/>
+          </w:tblBorders>
+          <w:tblCellMar>
+            <w:top w:w="0" w:type="dxa"/>
+            <w:left w:w="10" w:type="dxa"/>
+            <w:bottom w:w="0" w:type="dxa"/>
+            <w:right w:w="10" w:type="dxa"/>
+          </w:tblCellMar>
+        </w:tblPrEx>
+        <w:tc>
+          <w:tcPr>
+            <w:tcW w:w="3120" w:type="dxa"/>
+            <w:tcBorders>
+              <w:top w:val="single" w:color="CCCCCC" w:sz="0" w:space="0"/>
+              <w:left w:val="single" w:color="CCCCCC" w:sz="0" w:space="0"/>
+              <w:bottom w:val="single" w:color="CCCCCC" w:sz="0" w:space="0"/>
+              <w:right w:val="single" w:color="CCCCCC" w:sz="0" w:space="0"/>
+            </w:tcBorders>
+            <w:shd w:val="clear" w:color="auto" w:fill="F5F5F5"/>
+            <w:tcMar>
+              <w:top w:w="80" w:type="dxa"/>
+              <w:left w:w="120" w:type="dxa"/>
+              <w:bottom w:w="80" w:type="dxa"/>
+              <w:right w:w="120" w:type="dxa"/>
+            </w:tcMar>
+          </w:tcPr>
+          <w:p>
+            <w:pPr>
+              <w:rPr>
+                <w:rFonts w:ascii="Arial" w:hAnsi="Arial" w:eastAsia="Arial" w:cs="Arial"/>
+                <w:color w:val="000000" w:themeColor="text1"/>
+                <w:sz w:val="22"/>
+                <w:szCs w:val="22"/>
+                <w14:textFill>
+                  <w14:solidFill>
+                    <w14:schemeClr w14:val="tx1"/>
+                  </w14:solidFill>
+                </w14:textFill>
+              </w:rPr>
+            </w:pPr>
+            <w:r>
+              <w:rPr>
+                <w:rFonts w:ascii="Arial" w:hAnsi="Arial" w:eastAsia="Arial" w:cs="Arial"/>
+                <w:color w:val="000000" w:themeColor="text1"/>
+                <w:sz w:val="20"/>
+                <w:szCs w:val="20"/>
+                <w14:textFill>
+                  <w14:solidFill>
+                    <w14:schemeClr w14:val="tx1"/>
+                  </w14:solidFill>
+                </w14:textFill>
+              </w:rPr>
+              <w:t>Android Studio</w:t>
+            </w:r>
+          </w:p>
+        </w:tc>
+        <w:tc>
+          <w:tcPr>
+            <w:tcW w:w="3120" w:type="dxa"/>
+            <w:tcBorders>
+              <w:top w:val="single" w:color="CCCCCC" w:sz="0" w:space="0"/>
+              <w:left w:val="single" w:color="CCCCCC" w:sz="0" w:space="0"/>
+              <w:bottom w:val="single" w:color="CCCCCC" w:sz="0" w:space="0"/>
+              <w:right w:val="single" w:color="CCCCCC" w:sz="0" w:space="0"/>
+            </w:tcBorders>
+            <w:shd w:val="clear" w:color="auto" w:fill="F5F5F5"/>
+            <w:tcMar>
+              <w:top w:w="80" w:type="dxa"/>
+              <w:left w:w="120" w:type="dxa"/>
+              <w:bottom w:w="80" w:type="dxa"/>
+              <w:right w:w="120" w:type="dxa"/>
+            </w:tcMar>
+          </w:tcPr>
+          <w:p>
+            <w:pPr>
+              <w:rPr>
+                <w:rFonts w:ascii="Arial" w:hAnsi="Arial" w:eastAsia="Arial" w:cs="Arial"/>
+                <w:color w:val="000000" w:themeColor="text1"/>
+                <w:sz w:val="22"/>
+                <w:szCs w:val="22"/>
+                <w14:textFill>
+                  <w14:solidFill>
+                    <w14:schemeClr w14:val="tx1"/>
+                  </w14:solidFill>
+                </w14:textFill>
+              </w:rPr>
+            </w:pPr>
+            <w:r>
+              <w:rPr>
+                <w:rFonts w:ascii="Arial" w:hAnsi="Arial" w:eastAsia="Arial" w:cs="Arial"/>
+                <w:color w:val="000000" w:themeColor="text1"/>
+                <w:sz w:val="20"/>
+                <w:szCs w:val="20"/>
+                <w14:textFill>
+                  <w14:solidFill>
+                    <w14:schemeClr w14:val="tx1"/>
+                  </w14:solidFill>
+                </w14:textFill>
+              </w:rPr>
+              <w:t>Latest Stable 2024+</w:t>
+            </w:r>
+          </w:p>
+        </w:tc>
+        <w:tc>
+          <w:tcPr>
+            <w:tcW w:w="3120" w:type="dxa"/>
+            <w:tcBorders>
+              <w:top w:val="single" w:color="CCCCCC" w:sz="0" w:space="0"/>
+              <w:left w:val="single" w:color="CCCCCC" w:sz="0" w:space="0"/>
+              <w:bottom w:val="single" w:color="CCCCCC" w:sz="0" w:space="0"/>
+              <w:right w:val="single" w:color="CCCCCC" w:sz="0" w:space="0"/>
+            </w:tcBorders>
+            <w:shd w:val="clear" w:color="auto" w:fill="F5F5F5"/>
+            <w:tcMar>
+              <w:top w:w="80" w:type="dxa"/>
+              <w:left w:w="120" w:type="dxa"/>
+              <w:bottom w:w="80" w:type="dxa"/>
+              <w:right w:w="120" w:type="dxa"/>
+            </w:tcMar>
+          </w:tcPr>
+          <w:p>
+            <w:pPr>
+              <w:rPr>
+                <w:rFonts w:ascii="Arial" w:hAnsi="Arial" w:eastAsia="Arial" w:cs="Arial"/>
+                <w:color w:val="000000" w:themeColor="text1"/>
+                <w:sz w:val="22"/>
+                <w:szCs w:val="22"/>
+                <w14:textFill>
+                  <w14:solidFill>
+                    <w14:schemeClr w14:val="tx1"/>
+                  </w14:solidFill>
+                </w14:textFill>
+              </w:rPr>
+            </w:pPr>
+            <w:r>
+              <w:rPr>
+                <w:rFonts w:ascii="Arial" w:hAnsi="Arial" w:eastAsia="Arial" w:cs="Arial"/>
+                <w:color w:val="000000" w:themeColor="text1"/>
+                <w:sz w:val="20"/>
+                <w:szCs w:val="20"/>
+                <w14:textFill>
+                  <w14:solidFill>
+                    <w14:schemeClr w14:val="tx1"/>
+                  </w14:solidFill>
+                </w14:textFill>
+              </w:rPr>
+              <w:t>Primary IDE for development</w:t>
+            </w:r>
+          </w:p>
+        </w:tc>
+      </w:tr>
+      <w:tr>
+        <w:tblPrEx>
+          <w:tblBorders>
+            <w:top w:val="single" w:color="auto" w:sz="4" w:space="0"/>
+            <w:left w:val="single" w:color="auto" w:sz="4" w:space="0"/>
+            <w:bottom w:val="single" w:color="auto" w:sz="4" w:space="0"/>
+            <w:right w:val="single" w:color="auto" w:sz="4" w:space="0"/>
+            <w:insideH w:val="single" w:color="auto" w:sz="4" w:space="0"/>
+            <w:insideV w:val="single" w:color="auto" w:sz="4" w:space="0"/>
+          </w:tblBorders>
+          <w:tblCellMar>
+            <w:top w:w="0" w:type="dxa"/>
+            <w:left w:w="10" w:type="dxa"/>
+            <w:bottom w:w="0" w:type="dxa"/>
+            <w:right w:w="10" w:type="dxa"/>
+          </w:tblCellMar>
+        </w:tblPrEx>
+        <w:tc>
+          <w:tcPr>
+            <w:tcW w:w="3120" w:type="dxa"/>
+            <w:tcBorders>
+              <w:top w:val="single" w:color="CCCCCC" w:sz="0" w:space="0"/>
+              <w:left w:val="single" w:color="CCCCCC" w:sz="0" w:space="0"/>
+              <w:bottom w:val="single" w:color="CCCCCC" w:sz="0" w:space="0"/>
+              <w:right w:val="single" w:color="CCCCCC" w:sz="0" w:space="0"/>
+            </w:tcBorders>
+            <w:shd w:val="clear" w:color="auto" w:fill="FFFFFF"/>
+            <w:tcMar>
+              <w:top w:w="80" w:type="dxa"/>
+              <w:left w:w="120" w:type="dxa"/>
+              <w:bottom w:w="80" w:type="dxa"/>
+              <w:right w:w="120" w:type="dxa"/>
+            </w:tcMar>
+          </w:tcPr>
+          <w:p>
+            <w:pPr>
+              <w:rPr>
+                <w:rFonts w:ascii="Arial" w:hAnsi="Arial" w:eastAsia="Arial" w:cs="Arial"/>
+                <w:color w:val="000000" w:themeColor="text1"/>
+                <w:sz w:val="22"/>
+                <w:szCs w:val="22"/>
+                <w14:textFill>
+                  <w14:solidFill>
+                    <w14:schemeClr w14:val="tx1"/>
+                  </w14:solidFill>
+                </w14:textFill>
+              </w:rPr>
+            </w:pPr>
+            <w:r>
+              <w:rPr>
+                <w:rFonts w:ascii="Arial" w:hAnsi="Arial" w:eastAsia="Arial" w:cs="Arial"/>
+                <w:color w:val="000000" w:themeColor="text1"/>
+                <w:sz w:val="20"/>
+                <w:szCs w:val="20"/>
+                <w14:textFill>
+                  <w14:solidFill>
+                    <w14:schemeClr w14:val="tx1"/>
+                  </w14:solidFill>
+                </w14:textFill>
+              </w:rPr>
+              <w:t>Android SDK</w:t>
+            </w:r>
+          </w:p>
+        </w:tc>
+        <w:tc>
+          <w:tcPr>
+            <w:tcW w:w="3120" w:type="dxa"/>
+            <w:tcBorders>
+              <w:top w:val="single" w:color="CCCCCC" w:sz="0" w:space="0"/>
+              <w:left w:val="single" w:color="CCCCCC" w:sz="0" w:space="0"/>
+              <w:bottom w:val="single" w:color="CCCCCC" w:sz="0" w:space="0"/>
+              <w:right w:val="single" w:color="CCCCCC" w:sz="0" w:space="0"/>
+            </w:tcBorders>
+            <w:shd w:val="clear" w:color="auto" w:fill="FFFFFF"/>
+            <w:tcMar>
+              <w:top w:w="80" w:type="dxa"/>
+              <w:left w:w="120" w:type="dxa"/>
+              <w:bottom w:w="80" w:type="dxa"/>
+              <w:right w:w="120" w:type="dxa"/>
+            </w:tcMar>
+          </w:tcPr>
+          <w:p>
+            <w:pPr>
+              <w:rPr>
+                <w:rFonts w:ascii="Arial" w:hAnsi="Arial" w:eastAsia="Arial" w:cs="Arial"/>
+                <w:color w:val="000000" w:themeColor="text1"/>
+                <w:sz w:val="22"/>
+                <w:szCs w:val="22"/>
+                <w14:textFill>
+                  <w14:solidFill>
+                    <w14:schemeClr w14:val="tx1"/>
+                  </w14:solidFill>
+                </w14:textFill>
+              </w:rPr>
+            </w:pPr>
+            <w:r>
+              <w:rPr>
+                <w:rFonts w:ascii="Arial" w:hAnsi="Arial" w:eastAsia="Arial" w:cs="Arial"/>
+                <w:color w:val="000000" w:themeColor="text1"/>
+                <w:sz w:val="20"/>
+                <w:szCs w:val="20"/>
+                <w14:textFill>
+                  <w14:solidFill>
+                    <w14:schemeClr w14:val="tx1"/>
+                  </w14:solidFill>
+                </w14:textFill>
+              </w:rPr>
+              <w:t>API 24 + API 34</w:t>
+            </w:r>
+          </w:p>
+        </w:tc>
+        <w:tc>
+          <w:tcPr>
+            <w:tcW w:w="3120" w:type="dxa"/>
+            <w:tcBorders>
+              <w:top w:val="single" w:color="CCCCCC" w:sz="0" w:space="0"/>
+              <w:left w:val="single" w:color="CCCCCC" w:sz="0" w:space="0"/>
+              <w:bottom w:val="single" w:color="CCCCCC" w:sz="0" w:space="0"/>
+              <w:right w:val="single" w:color="CCCCCC" w:sz="0" w:space="0"/>
+            </w:tcBorders>
+            <w:shd w:val="clear" w:color="auto" w:fill="FFFFFF"/>
+            <w:tcMar>
+              <w:top w:w="80" w:type="dxa"/>
+              <w:left w:w="120" w:type="dxa"/>
+              <w:bottom w:w="80" w:type="dxa"/>
+              <w:right w:w="120" w:type="dxa"/>
+            </w:tcMar>
+          </w:tcPr>
+          <w:p>
+            <w:pPr>
+              <w:rPr>
+                <w:rFonts w:ascii="Arial" w:hAnsi="Arial" w:eastAsia="Arial" w:cs="Arial"/>
+                <w:color w:val="000000" w:themeColor="text1"/>
+                <w:sz w:val="22"/>
+                <w:szCs w:val="22"/>
+                <w14:textFill>
+                  <w14:solidFill>
+                    <w14:schemeClr w14:val="tx1"/>
+                  </w14:solidFill>
+                </w14:textFill>
+              </w:rPr>
+            </w:pPr>
+            <w:r>
+              <w:rPr>
+                <w:rFonts w:ascii="Arial" w:hAnsi="Arial" w:eastAsia="Arial" w:cs="Arial"/>
+                <w:color w:val="000000" w:themeColor="text1"/>
+                <w:sz w:val="20"/>
+                <w:szCs w:val="20"/>
+                <w14:textFill>
+                  <w14:solidFill>
+                    <w14:schemeClr w14:val="tx1"/>
+                  </w14:solidFill>
+                </w14:textFill>
+              </w:rPr>
+              <w:t>Android platform libraries</w:t>
+            </w:r>
+          </w:p>
+        </w:tc>
+      </w:tr>
+      <w:tr>
+        <w:tblPrEx>
+          <w:tblBorders>
+            <w:top w:val="single" w:color="auto" w:sz="4" w:space="0"/>
+            <w:left w:val="single" w:color="auto" w:sz="4" w:space="0"/>
+            <w:bottom w:val="single" w:color="auto" w:sz="4" w:space="0"/>
+            <w:right w:val="single" w:color="auto" w:sz="4" w:space="0"/>
+            <w:insideH w:val="single" w:color="auto" w:sz="4" w:space="0"/>
+            <w:insideV w:val="single" w:color="auto" w:sz="4" w:space="0"/>
+          </w:tblBorders>
+          <w:tblCellMar>
+            <w:top w:w="0" w:type="dxa"/>
+            <w:left w:w="10" w:type="dxa"/>
+            <w:bottom w:w="0" w:type="dxa"/>
+            <w:right w:w="10" w:type="dxa"/>
+          </w:tblCellMar>
+        </w:tblPrEx>
+        <w:tc>
+          <w:tcPr>
+            <w:tcW w:w="3120" w:type="dxa"/>
+            <w:tcBorders>
+              <w:top w:val="single" w:color="CCCCCC" w:sz="0" w:space="0"/>
+              <w:left w:val="single" w:color="CCCCCC" w:sz="0" w:space="0"/>
+              <w:bottom w:val="single" w:color="CCCCCC" w:sz="0" w:space="0"/>
+              <w:right w:val="single" w:color="CCCCCC" w:sz="0" w:space="0"/>
+            </w:tcBorders>
+            <w:shd w:val="clear" w:color="auto" w:fill="F5F5F5"/>
+            <w:tcMar>
+              <w:top w:w="80" w:type="dxa"/>
+              <w:left w:w="120" w:type="dxa"/>
+              <w:bottom w:w="80" w:type="dxa"/>
+              <w:right w:w="120" w:type="dxa"/>
+            </w:tcMar>
+          </w:tcPr>
+          <w:p>
+            <w:pPr>
+              <w:rPr>
+                <w:rFonts w:ascii="Arial" w:hAnsi="Arial" w:eastAsia="Arial" w:cs="Arial"/>
+                <w:color w:val="000000" w:themeColor="text1"/>
+                <w:sz w:val="22"/>
+                <w:szCs w:val="22"/>
+                <w14:textFill>
+                  <w14:solidFill>
+                    <w14:schemeClr w14:val="tx1"/>
+                  </w14:solidFill>
+                </w14:textFill>
+              </w:rPr>
+            </w:pPr>
+            <w:r>
+              <w:rPr>
+                <w:rFonts w:ascii="Arial" w:hAnsi="Arial" w:eastAsia="Arial" w:cs="Arial"/>
+                <w:color w:val="000000" w:themeColor="text1"/>
+                <w:sz w:val="20"/>
+                <w:szCs w:val="20"/>
+                <w14:textFill>
+                  <w14:solidFill>
+                    <w14:schemeClr w14:val="tx1"/>
+                  </w14:solidFill>
+                </w14:textFill>
+              </w:rPr>
+              <w:t>Kotlin</w:t>
+            </w:r>
+          </w:p>
+        </w:tc>
+        <w:tc>
+          <w:tcPr>
+            <w:tcW w:w="3120" w:type="dxa"/>
+            <w:tcBorders>
+              <w:top w:val="single" w:color="CCCCCC" w:sz="0" w:space="0"/>
+              <w:left w:val="single" w:color="CCCCCC" w:sz="0" w:space="0"/>
+              <w:bottom w:val="single" w:color="CCCCCC" w:sz="0" w:space="0"/>
+              <w:right w:val="single" w:color="CCCCCC" w:sz="0" w:space="0"/>
+            </w:tcBorders>
+            <w:shd w:val="clear" w:color="auto" w:fill="F5F5F5"/>
+            <w:tcMar>
+              <w:top w:w="80" w:type="dxa"/>
+              <w:left w:w="120" w:type="dxa"/>
+              <w:bottom w:w="80" w:type="dxa"/>
+              <w:right w:w="120" w:type="dxa"/>
+            </w:tcMar>
+          </w:tcPr>
+          <w:p>
+            <w:pPr>
+              <w:rPr>
+                <w:rFonts w:ascii="Arial" w:hAnsi="Arial" w:eastAsia="Arial" w:cs="Arial"/>
+                <w:color w:val="000000" w:themeColor="text1"/>
+                <w:sz w:val="22"/>
+                <w:szCs w:val="22"/>
+                <w14:textFill>
+                  <w14:solidFill>
+                    <w14:schemeClr w14:val="tx1"/>
+                  </w14:solidFill>
+                </w14:textFill>
+              </w:rPr>
+            </w:pPr>
+            <w:r>
+              <w:rPr>
+                <w:rFonts w:ascii="Arial" w:hAnsi="Arial" w:eastAsia="Arial" w:cs="Arial"/>
+                <w:color w:val="000000" w:themeColor="text1"/>
+                <w:sz w:val="20"/>
+                <w:szCs w:val="20"/>
+                <w14:textFill>
+                  <w14:solidFill>
+                    <w14:schemeClr w14:val="tx1"/>
+                  </w14:solidFill>
+                </w14:textFill>
+              </w:rPr>
+              <w:t>Built into Android Studio</w:t>
+            </w:r>
+          </w:p>
+        </w:tc>
+        <w:tc>
+          <w:tcPr>
+            <w:tcW w:w="3120" w:type="dxa"/>
+            <w:tcBorders>
+              <w:top w:val="single" w:color="CCCCCC" w:sz="0" w:space="0"/>
+              <w:left w:val="single" w:color="CCCCCC" w:sz="0" w:space="0"/>
+              <w:bottom w:val="single" w:color="CCCCCC" w:sz="0" w:space="0"/>
+              <w:right w:val="single" w:color="CCCCCC" w:sz="0" w:space="0"/>
+            </w:tcBorders>
+            <w:shd w:val="clear" w:color="auto" w:fill="F5F5F5"/>
+            <w:tcMar>
+              <w:top w:w="80" w:type="dxa"/>
+              <w:left w:w="120" w:type="dxa"/>
+              <w:bottom w:w="80" w:type="dxa"/>
+              <w:right w:w="120" w:type="dxa"/>
+            </w:tcMar>
+          </w:tcPr>
+          <w:p>
+            <w:pPr>
+              <w:rPr>
+                <w:rFonts w:ascii="Arial" w:hAnsi="Arial" w:eastAsia="Arial" w:cs="Arial"/>
+                <w:color w:val="000000" w:themeColor="text1"/>
+                <w:sz w:val="22"/>
+                <w:szCs w:val="22"/>
+                <w14:textFill>
+                  <w14:solidFill>
+                    <w14:schemeClr w14:val="tx1"/>
+                  </w14:solidFill>
+                </w14:textFill>
+              </w:rPr>
+            </w:pPr>
+            <w:r>
+              <w:rPr>
+                <w:rFonts w:ascii="Arial" w:hAnsi="Arial" w:eastAsia="Arial" w:cs="Arial"/>
+                <w:color w:val="000000" w:themeColor="text1"/>
+                <w:sz w:val="20"/>
+                <w:szCs w:val="20"/>
+                <w14:textFill>
+                  <w14:solidFill>
+                    <w14:schemeClr w14:val="tx1"/>
+                  </w14:solidFill>
+                </w14:textFill>
+              </w:rPr>
+              <w:t>Programming language</w:t>
+            </w:r>
+          </w:p>
+        </w:tc>
+      </w:tr>
+      <w:tr>
+        <w:tblPrEx>
+          <w:tblBorders>
+            <w:top w:val="single" w:color="auto" w:sz="4" w:space="0"/>
+            <w:left w:val="single" w:color="auto" w:sz="4" w:space="0"/>
+            <w:bottom w:val="single" w:color="auto" w:sz="4" w:space="0"/>
+            <w:right w:val="single" w:color="auto" w:sz="4" w:space="0"/>
+            <w:insideH w:val="single" w:color="auto" w:sz="4" w:space="0"/>
+            <w:insideV w:val="single" w:color="auto" w:sz="4" w:space="0"/>
+          </w:tblBorders>
+          <w:tblCellMar>
+            <w:top w:w="0" w:type="dxa"/>
+            <w:left w:w="10" w:type="dxa"/>
+            <w:bottom w:w="0" w:type="dxa"/>
+            <w:right w:w="10" w:type="dxa"/>
+          </w:tblCellMar>
+        </w:tblPrEx>
+        <w:tc>
+          <w:tcPr>
+            <w:tcW w:w="3120" w:type="dxa"/>
+            <w:tcBorders>
+              <w:top w:val="single" w:color="CCCCCC" w:sz="0" w:space="0"/>
+              <w:left w:val="single" w:color="CCCCCC" w:sz="0" w:space="0"/>
+              <w:bottom w:val="single" w:color="CCCCCC" w:sz="0" w:space="0"/>
+              <w:right w:val="single" w:color="CCCCCC" w:sz="0" w:space="0"/>
+            </w:tcBorders>
+            <w:shd w:val="clear" w:color="auto" w:fill="FFFFFF"/>
+            <w:tcMar>
+              <w:top w:w="80" w:type="dxa"/>
+              <w:left w:w="120" w:type="dxa"/>
+              <w:bottom w:w="80" w:type="dxa"/>
+              <w:right w:w="120" w:type="dxa"/>
+            </w:tcMar>
+          </w:tcPr>
+          <w:p>
+            <w:pPr>
+              <w:rPr>
+                <w:rFonts w:ascii="Arial" w:hAnsi="Arial" w:eastAsia="Arial" w:cs="Arial"/>
+                <w:color w:val="000000" w:themeColor="text1"/>
+                <w:sz w:val="22"/>
+                <w:szCs w:val="22"/>
+                <w14:textFill>
+                  <w14:solidFill>
+                    <w14:schemeClr w14:val="tx1"/>
+                  </w14:solidFill>
+                </w14:textFill>
+              </w:rPr>
+            </w:pPr>
+            <w:r>
+              <w:rPr>
+                <w:rFonts w:ascii="Arial" w:hAnsi="Arial" w:eastAsia="Arial" w:cs="Arial"/>
+                <w:color w:val="000000" w:themeColor="text1"/>
+                <w:sz w:val="20"/>
+                <w:szCs w:val="20"/>
+                <w14:textFill>
+                  <w14:solidFill>
+                    <w14:schemeClr w14:val="tx1"/>
+                  </w14:solidFill>
+                </w14:textFill>
+              </w:rPr>
+              <w:t>Git</w:t>
+            </w:r>
+          </w:p>
+        </w:tc>
+        <w:tc>
+          <w:tcPr>
+            <w:tcW w:w="3120" w:type="dxa"/>
+            <w:tcBorders>
+              <w:top w:val="single" w:color="CCCCCC" w:sz="0" w:space="0"/>
+              <w:left w:val="single" w:color="CCCCCC" w:sz="0" w:space="0"/>
+              <w:bottom w:val="single" w:color="CCCCCC" w:sz="0" w:space="0"/>
+              <w:right w:val="single" w:color="CCCCCC" w:sz="0" w:space="0"/>
+            </w:tcBorders>
+            <w:shd w:val="clear" w:color="auto" w:fill="FFFFFF"/>
+            <w:tcMar>
+              <w:top w:w="80" w:type="dxa"/>
+              <w:left w:w="120" w:type="dxa"/>
+              <w:bottom w:w="80" w:type="dxa"/>
+              <w:right w:w="120" w:type="dxa"/>
+            </w:tcMar>
+          </w:tcPr>
+          <w:p>
+            <w:pPr>
+              <w:rPr>
+                <w:rFonts w:ascii="Arial" w:hAnsi="Arial" w:eastAsia="Arial" w:cs="Arial"/>
+                <w:color w:val="000000" w:themeColor="text1"/>
+                <w:sz w:val="22"/>
+                <w:szCs w:val="22"/>
+                <w14:textFill>
+                  <w14:solidFill>
+                    <w14:schemeClr w14:val="tx1"/>
+                  </w14:solidFill>
+                </w14:textFill>
+              </w:rPr>
+            </w:pPr>
+            <w:r>
+              <w:rPr>
+                <w:rFonts w:ascii="Arial" w:hAnsi="Arial" w:eastAsia="Arial" w:cs="Arial"/>
+                <w:color w:val="000000" w:themeColor="text1"/>
+                <w:sz w:val="20"/>
+                <w:szCs w:val="20"/>
+                <w14:textFill>
+                  <w14:solidFill>
+                    <w14:schemeClr w14:val="tx1"/>
+                  </w14:solidFill>
+                </w14:textFill>
+              </w:rPr>
+              <w:t>Latest</w:t>
+            </w:r>
+          </w:p>
+        </w:tc>
+        <w:tc>
+          <w:tcPr>
+            <w:tcW w:w="3120" w:type="dxa"/>
+            <w:tcBorders>
+              <w:top w:val="single" w:color="CCCCCC" w:sz="0" w:space="0"/>
+              <w:left w:val="single" w:color="CCCCCC" w:sz="0" w:space="0"/>
+              <w:bottom w:val="single" w:color="CCCCCC" w:sz="0" w:space="0"/>
+              <w:right w:val="single" w:color="CCCCCC" w:sz="0" w:space="0"/>
+            </w:tcBorders>
+            <w:shd w:val="clear" w:color="auto" w:fill="FFFFFF"/>
+            <w:tcMar>
+              <w:top w:w="80" w:type="dxa"/>
+              <w:left w:w="120" w:type="dxa"/>
+              <w:bottom w:w="80" w:type="dxa"/>
+              <w:right w:w="120" w:type="dxa"/>
+            </w:tcMar>
+          </w:tcPr>
+          <w:p>
+            <w:pPr>
+              <w:rPr>
+                <w:rFonts w:ascii="Arial" w:hAnsi="Arial" w:eastAsia="Arial" w:cs="Arial"/>
+                <w:color w:val="000000" w:themeColor="text1"/>
+                <w:sz w:val="22"/>
+                <w:szCs w:val="22"/>
+                <w14:textFill>
+                  <w14:solidFill>
+                    <w14:schemeClr w14:val="tx1"/>
+                  </w14:solidFill>
+                </w14:textFill>
+              </w:rPr>
+            </w:pPr>
+            <w:r>
+              <w:rPr>
+                <w:rFonts w:ascii="Arial" w:hAnsi="Arial" w:eastAsia="Arial" w:cs="Arial"/>
+                <w:color w:val="000000" w:themeColor="text1"/>
+                <w:sz w:val="20"/>
+                <w:szCs w:val="20"/>
+                <w14:textFill>
+                  <w14:solidFill>
+                    <w14:schemeClr w14:val="tx1"/>
+                  </w14:solidFill>
+                </w14:textFill>
+              </w:rPr>
+              <w:t>Version control</w:t>
+            </w:r>
+          </w:p>
+        </w:tc>
+      </w:tr>
+      <w:tr>
+        <w:tblPrEx>
+          <w:tblBorders>
+            <w:top w:val="single" w:color="auto" w:sz="4" w:space="0"/>
+            <w:left w:val="single" w:color="auto" w:sz="4" w:space="0"/>
+            <w:bottom w:val="single" w:color="auto" w:sz="4" w:space="0"/>
+            <w:right w:val="single" w:color="auto" w:sz="4" w:space="0"/>
+            <w:insideH w:val="single" w:color="auto" w:sz="4" w:space="0"/>
+            <w:insideV w:val="single" w:color="auto" w:sz="4" w:space="0"/>
+          </w:tblBorders>
+          <w:tblCellMar>
+            <w:top w:w="0" w:type="dxa"/>
+            <w:left w:w="10" w:type="dxa"/>
+            <w:bottom w:w="0" w:type="dxa"/>
+            <w:right w:w="10" w:type="dxa"/>
+          </w:tblCellMar>
+        </w:tblPrEx>
+        <w:tc>
+          <w:tcPr>
+            <w:tcW w:w="3120" w:type="dxa"/>
+            <w:tcBorders>
+              <w:top w:val="single" w:color="CCCCCC" w:sz="0" w:space="0"/>
+              <w:left w:val="single" w:color="CCCCCC" w:sz="0" w:space="0"/>
+              <w:bottom w:val="single" w:color="CCCCCC" w:sz="0" w:space="0"/>
+              <w:right w:val="single" w:color="CCCCCC" w:sz="0" w:space="0"/>
+            </w:tcBorders>
+            <w:shd w:val="clear" w:color="auto" w:fill="F5F5F5"/>
+            <w:tcMar>
+              <w:top w:w="80" w:type="dxa"/>
+              <w:left w:w="120" w:type="dxa"/>
+              <w:bottom w:w="80" w:type="dxa"/>
+              <w:right w:w="120" w:type="dxa"/>
+            </w:tcMar>
+          </w:tcPr>
+          <w:p>
+            <w:pPr>
+              <w:rPr>
+                <w:rFonts w:ascii="Arial" w:hAnsi="Arial" w:eastAsia="Arial" w:cs="Arial"/>
+                <w:color w:val="000000" w:themeColor="text1"/>
+                <w:sz w:val="22"/>
+                <w:szCs w:val="22"/>
+                <w14:textFill>
+                  <w14:solidFill>
+                    <w14:schemeClr w14:val="tx1"/>
+                  </w14:solidFill>
+                </w14:textFill>
+              </w:rPr>
+            </w:pPr>
+            <w:r>
+              <w:rPr>
+                <w:rFonts w:ascii="Arial" w:hAnsi="Arial" w:eastAsia="Arial" w:cs="Arial"/>
+                <w:color w:val="000000" w:themeColor="text1"/>
+                <w:sz w:val="20"/>
+                <w:szCs w:val="20"/>
+                <w14:textFill>
+                  <w14:solidFill>
+                    <w14:schemeClr w14:val="tx1"/>
+                  </w14:solidFill>
+                </w14:textFill>
+              </w:rPr>
+              <w:t>GitHub</w:t>
+            </w:r>
+          </w:p>
+        </w:tc>
+        <w:tc>
+          <w:tcPr>
+            <w:tcW w:w="3120" w:type="dxa"/>
+            <w:tcBorders>
+              <w:top w:val="single" w:color="CCCCCC" w:sz="0" w:space="0"/>
+              <w:left w:val="single" w:color="CCCCCC" w:sz="0" w:space="0"/>
+              <w:bottom w:val="single" w:color="CCCCCC" w:sz="0" w:space="0"/>
+              <w:right w:val="single" w:color="CCCCCC" w:sz="0" w:space="0"/>
+            </w:tcBorders>
+            <w:shd w:val="clear" w:color="auto" w:fill="F5F5F5"/>
+            <w:tcMar>
+              <w:top w:w="80" w:type="dxa"/>
+              <w:left w:w="120" w:type="dxa"/>
+              <w:bottom w:w="80" w:type="dxa"/>
+              <w:right w:w="120" w:type="dxa"/>
+            </w:tcMar>
+          </w:tcPr>
+          <w:p>
+            <w:pPr>
+              <w:rPr>
+                <w:rFonts w:ascii="Arial" w:hAnsi="Arial" w:eastAsia="Arial" w:cs="Arial"/>
+                <w:color w:val="000000" w:themeColor="text1"/>
+                <w:sz w:val="22"/>
+                <w:szCs w:val="22"/>
+                <w14:textFill>
+                  <w14:solidFill>
+                    <w14:schemeClr w14:val="tx1"/>
+                  </w14:solidFill>
+                </w14:textFill>
+              </w:rPr>
+            </w:pPr>
+            <w:r>
+              <w:rPr>
+                <w:rFonts w:ascii="Arial" w:hAnsi="Arial" w:eastAsia="Arial" w:cs="Arial"/>
+                <w:color w:val="000000" w:themeColor="text1"/>
+                <w:sz w:val="20"/>
+                <w:szCs w:val="20"/>
+                <w14:textFill>
+                  <w14:solidFill>
+                    <w14:schemeClr w14:val="tx1"/>
+                  </w14:solidFill>
+                </w14:textFill>
+              </w:rPr>
+              <w:t>github.com</w:t>
+            </w:r>
+          </w:p>
+        </w:tc>
+        <w:tc>
+          <w:tcPr>
+            <w:tcW w:w="3120" w:type="dxa"/>
+            <w:tcBorders>
+              <w:top w:val="single" w:color="CCCCCC" w:sz="0" w:space="0"/>
+              <w:left w:val="single" w:color="CCCCCC" w:sz="0" w:space="0"/>
+              <w:bottom w:val="single" w:color="CCCCCC" w:sz="0" w:space="0"/>
+              <w:right w:val="single" w:color="CCCCCC" w:sz="0" w:space="0"/>
+            </w:tcBorders>
+            <w:shd w:val="clear" w:color="auto" w:fill="F5F5F5"/>
+            <w:tcMar>
+              <w:top w:w="80" w:type="dxa"/>
+              <w:left w:w="120" w:type="dxa"/>
+              <w:bottom w:w="80" w:type="dxa"/>
+              <w:right w:w="120" w:type="dxa"/>
+            </w:tcMar>
+          </w:tcPr>
+          <w:p>
+            <w:pPr>
+              <w:rPr>
+                <w:rFonts w:ascii="Arial" w:hAnsi="Arial" w:eastAsia="Arial" w:cs="Arial"/>
+                <w:color w:val="000000" w:themeColor="text1"/>
+                <w:sz w:val="22"/>
+                <w:szCs w:val="22"/>
+                <w14:textFill>
+                  <w14:solidFill>
+                    <w14:schemeClr w14:val="tx1"/>
+                  </w14:solidFill>
+                </w14:textFill>
+              </w:rPr>
+            </w:pPr>
+            <w:r>
+              <w:rPr>
+                <w:rFonts w:ascii="Arial" w:hAnsi="Arial" w:eastAsia="Arial" w:cs="Arial"/>
+                <w:color w:val="000000" w:themeColor="text1"/>
+                <w:sz w:val="20"/>
+                <w:szCs w:val="20"/>
+                <w14:textFill>
+                  <w14:solidFill>
+                    <w14:schemeClr w14:val="tx1"/>
+                  </w14:solidFill>
+                </w14:textFill>
+              </w:rPr>
+              <w:t>Remote repository hosting</w:t>
+            </w:r>
+          </w:p>
+        </w:tc>
+      </w:tr>
+      <w:tr>
+        <w:tblPrEx>
+          <w:tblBorders>
+            <w:top w:val="single" w:color="auto" w:sz="4" w:space="0"/>
+            <w:left w:val="single" w:color="auto" w:sz="4" w:space="0"/>
+            <w:bottom w:val="single" w:color="auto" w:sz="4" w:space="0"/>
+            <w:right w:val="single" w:color="auto" w:sz="4" w:space="0"/>
+            <w:insideH w:val="single" w:color="auto" w:sz="4" w:space="0"/>
+            <w:insideV w:val="single" w:color="auto" w:sz="4" w:space="0"/>
+          </w:tblBorders>
+          <w:tblCellMar>
+            <w:top w:w="0" w:type="dxa"/>
+            <w:left w:w="10" w:type="dxa"/>
+            <w:bottom w:w="0" w:type="dxa"/>
+            <w:right w:w="10" w:type="dxa"/>
+          </w:tblCellMar>
+        </w:tblPrEx>
+        <w:tc>
+          <w:tcPr>
+            <w:tcW w:w="3120" w:type="dxa"/>
+            <w:tcBorders>
+              <w:top w:val="single" w:color="CCCCCC" w:sz="0" w:space="0"/>
+              <w:left w:val="single" w:color="CCCCCC" w:sz="0" w:space="0"/>
+              <w:bottom w:val="single" w:color="CCCCCC" w:sz="0" w:space="0"/>
+              <w:right w:val="single" w:color="CCCCCC" w:sz="0" w:space="0"/>
+            </w:tcBorders>
+            <w:shd w:val="clear" w:color="auto" w:fill="FFFFFF"/>
+            <w:tcMar>
+              <w:top w:w="80" w:type="dxa"/>
+              <w:left w:w="120" w:type="dxa"/>
+              <w:bottom w:w="80" w:type="dxa"/>
+              <w:right w:w="120" w:type="dxa"/>
+            </w:tcMar>
+          </w:tcPr>
+          <w:p>
+            <w:pPr>
+              <w:rPr>
+                <w:rFonts w:ascii="Arial" w:hAnsi="Arial" w:eastAsia="Arial" w:cs="Arial"/>
+                <w:color w:val="000000" w:themeColor="text1"/>
+                <w:sz w:val="22"/>
+                <w:szCs w:val="22"/>
+                <w14:textFill>
+                  <w14:solidFill>
+                    <w14:schemeClr w14:val="tx1"/>
+                  </w14:solidFill>
+                </w14:textFill>
+              </w:rPr>
+            </w:pPr>
+            <w:r>
+              <w:rPr>
+                <w:rFonts w:ascii="Arial" w:hAnsi="Arial" w:eastAsia="Arial" w:cs="Arial"/>
+                <w:color w:val="000000" w:themeColor="text1"/>
+                <w:sz w:val="20"/>
+                <w:szCs w:val="20"/>
+                <w14:textFill>
+                  <w14:solidFill>
+                    <w14:schemeClr w14:val="tx1"/>
+                  </w14:solidFill>
+                </w14:textFill>
+              </w:rPr>
+              <w:t>Java JDK</w:t>
+            </w:r>
+          </w:p>
+        </w:tc>
+        <w:tc>
+          <w:tcPr>
+            <w:tcW w:w="3120" w:type="dxa"/>
+            <w:tcBorders>
+              <w:top w:val="single" w:color="CCCCCC" w:sz="0" w:space="0"/>
+              <w:left w:val="single" w:color="CCCCCC" w:sz="0" w:space="0"/>
+              <w:bottom w:val="single" w:color="CCCCCC" w:sz="0" w:space="0"/>
+              <w:right w:val="single" w:color="CCCCCC" w:sz="0" w:space="0"/>
+            </w:tcBorders>
+            <w:shd w:val="clear" w:color="auto" w:fill="FFFFFF"/>
+            <w:tcMar>
+              <w:top w:w="80" w:type="dxa"/>
+              <w:left w:w="120" w:type="dxa"/>
+              <w:bottom w:w="80" w:type="dxa"/>
+              <w:right w:w="120" w:type="dxa"/>
+            </w:tcMar>
+          </w:tcPr>
+          <w:p>
+            <w:pPr>
+              <w:rPr>
+                <w:rFonts w:ascii="Arial" w:hAnsi="Arial" w:eastAsia="Arial" w:cs="Arial"/>
+                <w:color w:val="000000" w:themeColor="text1"/>
+                <w:sz w:val="22"/>
+                <w:szCs w:val="22"/>
+                <w14:textFill>
+                  <w14:solidFill>
+                    <w14:schemeClr w14:val="tx1"/>
+                  </w14:solidFill>
+                </w14:textFill>
+              </w:rPr>
+            </w:pPr>
+            <w:r>
+              <w:rPr>
+                <w:rFonts w:ascii="Arial" w:hAnsi="Arial" w:eastAsia="Arial" w:cs="Arial"/>
+                <w:color w:val="000000" w:themeColor="text1"/>
+                <w:sz w:val="20"/>
+                <w:szCs w:val="20"/>
+                <w14:textFill>
+                  <w14:solidFill>
+                    <w14:schemeClr w14:val="tx1"/>
+                  </w14:solidFill>
+                </w14:textFill>
+              </w:rPr>
+              <w:t>JDK 17 (bundled)</w:t>
+            </w:r>
+          </w:p>
+        </w:tc>
+        <w:tc>
+          <w:tcPr>
+            <w:tcW w:w="3120" w:type="dxa"/>
+            <w:tcBorders>
+              <w:top w:val="single" w:color="CCCCCC" w:sz="0" w:space="0"/>
+              <w:left w:val="single" w:color="CCCCCC" w:sz="0" w:space="0"/>
+              <w:bottom w:val="single" w:color="CCCCCC" w:sz="0" w:space="0"/>
+              <w:right w:val="single" w:color="CCCCCC" w:sz="0" w:space="0"/>
+            </w:tcBorders>
+            <w:shd w:val="clear" w:color="auto" w:fill="FFFFFF"/>
+            <w:tcMar>
+              <w:top w:w="80" w:type="dxa"/>
+              <w:left w:w="120" w:type="dxa"/>
+              <w:bottom w:w="80" w:type="dxa"/>
+              <w:right w:w="120" w:type="dxa"/>
+            </w:tcMar>
+          </w:tcPr>
+          <w:p>
+            <w:pPr>
+              <w:rPr>
+                <w:rFonts w:ascii="Arial" w:hAnsi="Arial" w:eastAsia="Arial" w:cs="Arial"/>
+                <w:color w:val="000000" w:themeColor="text1"/>
+                <w:sz w:val="22"/>
+                <w:szCs w:val="22"/>
+                <w14:textFill>
+                  <w14:solidFill>
+                    <w14:schemeClr w14:val="tx1"/>
+                  </w14:solidFill>
+                </w14:textFill>
+              </w:rPr>
+            </w:pPr>
+            <w:r>
+              <w:rPr>
+                <w:rFonts w:ascii="Arial" w:hAnsi="Arial" w:eastAsia="Arial" w:cs="Arial"/>
+                <w:color w:val="000000" w:themeColor="text1"/>
+                <w:sz w:val="20"/>
+                <w:szCs w:val="20"/>
+                <w14:textFill>
+                  <w14:solidFill>
+                    <w14:schemeClr w14:val="tx1"/>
+                  </w14:solidFill>
+                </w14:textFill>
+              </w:rPr>
+              <w:t>Required for Android build</w:t>
+            </w:r>
+          </w:p>
+        </w:tc>
+      </w:tr>
+    </w:tbl>
+    <w:p>
+      <w:pPr>
+        <w:spacing w:before="60" w:after="60"/>
+        <w:rPr>
+          <w:rFonts w:ascii="Arial" w:hAnsi="Arial" w:eastAsia="Arial" w:cs="Arial"/>
+          <w:sz w:val="22"/>
+          <w:szCs w:val="22"/>
+        </w:rPr>
+      </w:pPr>
+    </w:p>
+    <w:p>
+      <w:pPr>
+        <w:shd w:val="clear" w:fill="E3F2FD"/>
+        <w:spacing w:before="280" w:after="120"/>
+        <w:rPr>
+          <w:rFonts w:ascii="Arial" w:hAnsi="Arial" w:eastAsia="Arial" w:cs="Arial"/>
+          <w:color w:val="000000" w:themeColor="text1"/>
+          <w:sz w:val="22"/>
+          <w:szCs w:val="22"/>
+          <w14:textFill>
+            <w14:solidFill>
+              <w14:schemeClr w14:val="tx1"/>
+            </w14:solidFill>
+          </w14:textFill>
+        </w:rPr>
+      </w:pPr>
+      <w:r>
+        <w:rPr>
+          <w:rFonts w:ascii="Arial" w:hAnsi="Arial" w:eastAsia="Arial" w:cs="Arial"/>
+          <w:b/>
+          <w:bCs/>
+          <w:color w:val="000000" w:themeColor="text1"/>
+          <w:sz w:val="26"/>
+          <w:szCs w:val="26"/>
+          <w14:textFill>
+            <w14:solidFill>
+              <w14:schemeClr w14:val="tx1"/>
+            </w14:solidFill>
+          </w14:textFill>
+        </w:rPr>
+        <w:t>Personal Reflection</w:t>
+      </w:r>
+    </w:p>
+    <w:tbl>
+      <w:tblPr>
+        <w:tblStyle w:val="3"/>
+        <w:tblW w:w="9360" w:type="dxa"/>
+        <w:tblInd w:w="0" w:type="dxa"/>
+        <w:tblBorders>
+          <w:top w:val="single" w:color="auto" w:sz="4" w:space="0"/>
+          <w:left w:val="single" w:color="auto" w:sz="4" w:space="0"/>
+          <w:bottom w:val="single" w:color="auto" w:sz="4" w:space="0"/>
+          <w:right w:val="single" w:color="auto" w:sz="4" w:space="0"/>
+          <w:insideH w:val="single" w:color="auto" w:sz="4" w:space="0"/>
+          <w:insideV w:val="single" w:color="auto" w:sz="4" w:space="0"/>
+        </w:tblBorders>
+        <w:tblLayout w:type="autofit"/>
+        <w:tblCellMar>
+          <w:top w:w="0" w:type="dxa"/>
+          <w:left w:w="10" w:type="dxa"/>
+          <w:bottom w:w="0" w:type="dxa"/>
+          <w:right w:w="10" w:type="dxa"/>
+        </w:tblCellMar>
+      </w:tblPr>
+      <w:tblGrid>
+        <w:gridCol w:w="9360"/>
+      </w:tblGrid>
+      <w:tr>
+        <w:tblPrEx>
+          <w:tblBorders>
+            <w:top w:val="single" w:color="auto" w:sz="4" w:space="0"/>
+            <w:left w:val="single" w:color="auto" w:sz="4" w:space="0"/>
+            <w:bottom w:val="single" w:color="auto" w:sz="4" w:space="0"/>
+            <w:right w:val="single" w:color="auto" w:sz="4" w:space="0"/>
+            <w:insideH w:val="single" w:color="auto" w:sz="4" w:space="0"/>
+            <w:insideV w:val="single" w:color="auto" w:sz="4" w:space="0"/>
+          </w:tblBorders>
+          <w:tblCellMar>
+            <w:top w:w="0" w:type="dxa"/>
+            <w:left w:w="10" w:type="dxa"/>
+            <w:bottom w:w="0" w:type="dxa"/>
+            <w:right w:w="10" w:type="dxa"/>
+          </w:tblCellMar>
+        </w:tblPrEx>
+        <w:tc>
+          <w:tcPr>
+            <w:tcBorders>
+              <w:top w:val="single" w:color="CCCCCC" w:sz="0" w:space="0"/>
+              <w:left w:val="single" w:color="CCCCCC" w:sz="0" w:space="0"/>
+              <w:bottom w:val="single" w:color="CCCCCC" w:sz="0" w:space="0"/>
+              <w:right w:val="single" w:color="CCCCCC" w:sz="0" w:space="0"/>
+            </w:tcBorders>
+            <w:shd w:val="clear" w:color="auto" w:fill="FFFDE7"/>
+            <w:tcMar>
+              <w:top w:w="160" w:type="dxa"/>
+              <w:left w:w="200" w:type="dxa"/>
+              <w:bottom w:w="160" w:type="dxa"/>
+              <w:right w:w="200" w:type="dxa"/>
+            </w:tcMar>
+          </w:tcPr>
+          <w:p>
+            <w:pPr>
+              <w:spacing w:before="60" w:after="60"/>
+              <w:rPr>
+                <w:rFonts w:ascii="Arial" w:hAnsi="Arial" w:eastAsia="Arial" w:cs="Arial"/>
+                <w:sz w:val="22"/>
+                <w:szCs w:val="22"/>
+              </w:rPr>
+            </w:pPr>
+            <w:r>
+              <w:rPr>
+                <w:rFonts w:ascii="Arial" w:hAnsi="Arial" w:eastAsia="Arial" w:cs="Arial"/>
+                <w:b w:val="0"/>
+                <w:bCs w:val="0"/>
+                <w:color w:val="222222"/>
+                <w:sz w:val="22"/>
+                <w:szCs w:val="22"/>
+              </w:rPr>
+              <w:t xml:space="preserve">Setting up Android Studio was straightforward. The most challenging part was configuring the Android SDK and ensuring the </w:t>
+            </w:r>
+            <w:r>
+              <w:rPr>
+                <w:rFonts w:hint="default" w:ascii="Arial" w:hAnsi="Arial" w:eastAsia="Arial" w:cs="Arial"/>
+                <w:b w:val="0"/>
+                <w:bCs w:val="0"/>
+                <w:color w:val="222222"/>
+                <w:sz w:val="22"/>
+                <w:szCs w:val="22"/>
+                <w:lang w:val="en-US"/>
+              </w:rPr>
+              <w:t>Android device</w:t>
+            </w:r>
+            <w:r>
+              <w:rPr>
+                <w:rFonts w:ascii="Arial" w:hAnsi="Arial" w:eastAsia="Arial" w:cs="Arial"/>
+                <w:b w:val="0"/>
+                <w:bCs w:val="0"/>
+                <w:color w:val="222222"/>
+                <w:sz w:val="22"/>
+                <w:szCs w:val="22"/>
+              </w:rPr>
+              <w:t xml:space="preserve"> ran without performance issues.</w:t>
+            </w:r>
+            <w:r>
+              <w:rPr>
+                <w:rFonts w:hint="default" w:ascii="Arial" w:hAnsi="Arial" w:eastAsia="Arial" w:cs="Arial"/>
+                <w:b w:val="0"/>
+                <w:bCs w:val="0"/>
+                <w:color w:val="222222"/>
+                <w:sz w:val="22"/>
+                <w:szCs w:val="22"/>
+                <w:lang w:val="en-US"/>
+              </w:rPr>
+              <w:t xml:space="preserve"> The emulator brought about complications so I opted to go for an existing devive.</w:t>
+            </w:r>
+            <w:r>
+              <w:rPr>
+                <w:rFonts w:ascii="Arial" w:hAnsi="Arial" w:eastAsia="Arial" w:cs="Arial"/>
+                <w:b w:val="0"/>
+                <w:bCs w:val="0"/>
+                <w:color w:val="222222"/>
+                <w:sz w:val="22"/>
+                <w:szCs w:val="22"/>
+              </w:rPr>
+              <w:t xml:space="preserve"> I</w:t>
+            </w:r>
+            <w:r>
+              <w:rPr>
+                <w:rFonts w:hint="default" w:ascii="Arial" w:hAnsi="Arial" w:eastAsia="Arial" w:cs="Arial"/>
+                <w:b w:val="0"/>
+                <w:bCs w:val="0"/>
+                <w:color w:val="222222"/>
+                <w:sz w:val="22"/>
+                <w:szCs w:val="22"/>
+                <w:lang w:val="en-US"/>
+              </w:rPr>
+              <w:t>’ve</w:t>
+            </w:r>
+            <w:r>
+              <w:rPr>
+                <w:rFonts w:ascii="Arial" w:hAnsi="Arial" w:eastAsia="Arial" w:cs="Arial"/>
+                <w:b w:val="0"/>
+                <w:bCs w:val="0"/>
+                <w:color w:val="222222"/>
+                <w:sz w:val="22"/>
+                <w:szCs w:val="22"/>
+              </w:rPr>
+              <w:t xml:space="preserve"> learn</w:t>
+            </w:r>
+            <w:r>
+              <w:rPr>
+                <w:rFonts w:hint="default" w:ascii="Arial" w:hAnsi="Arial" w:eastAsia="Arial" w:cs="Arial"/>
+                <w:b w:val="0"/>
+                <w:bCs w:val="0"/>
+                <w:color w:val="222222"/>
+                <w:sz w:val="22"/>
+                <w:szCs w:val="22"/>
+                <w:lang w:val="en-US"/>
+              </w:rPr>
+              <w:t xml:space="preserve">t </w:t>
+            </w:r>
+            <w:r>
+              <w:rPr>
+                <w:rFonts w:ascii="Arial" w:hAnsi="Arial" w:eastAsia="Arial" w:cs="Arial"/>
+                <w:b w:val="0"/>
+                <w:bCs w:val="0"/>
+                <w:color w:val="222222"/>
+                <w:sz w:val="22"/>
+                <w:szCs w:val="22"/>
+              </w:rPr>
+              <w:t>the difference</w:t>
+            </w:r>
+            <w:r>
+              <w:rPr>
+                <w:rFonts w:hint="default" w:ascii="Arial" w:hAnsi="Arial" w:eastAsia="Arial" w:cs="Arial"/>
+                <w:b w:val="0"/>
+                <w:bCs w:val="0"/>
+                <w:color w:val="222222"/>
+                <w:sz w:val="22"/>
+                <w:szCs w:val="22"/>
+                <w:lang w:val="en-US"/>
+              </w:rPr>
+              <w:t>s</w:t>
+            </w:r>
+            <w:r>
+              <w:rPr>
+                <w:rFonts w:ascii="Arial" w:hAnsi="Arial" w:eastAsia="Arial" w:cs="Arial"/>
+                <w:b w:val="0"/>
+                <w:bCs w:val="0"/>
+                <w:color w:val="222222"/>
+                <w:sz w:val="22"/>
+                <w:szCs w:val="22"/>
+              </w:rPr>
+              <w:t xml:space="preserve"> between native and cross-platform development approaches. </w:t>
+            </w:r>
+            <w:r>
+              <w:rPr>
+                <w:rFonts w:hint="default" w:ascii="Arial" w:hAnsi="Arial" w:eastAsia="Arial" w:cs="Arial"/>
+                <w:b w:val="0"/>
+                <w:bCs w:val="0"/>
+                <w:color w:val="222222"/>
+                <w:sz w:val="22"/>
+                <w:szCs w:val="22"/>
+                <w:lang w:val="en-US"/>
+              </w:rPr>
+              <w:t xml:space="preserve">Lumina Studios </w:t>
+            </w:r>
+            <w:r>
+              <w:rPr>
+                <w:rFonts w:ascii="Arial" w:hAnsi="Arial" w:eastAsia="Arial" w:cs="Arial"/>
+                <w:b w:val="0"/>
+                <w:bCs w:val="0"/>
+                <w:color w:val="222222"/>
+                <w:sz w:val="22"/>
+                <w:szCs w:val="22"/>
+              </w:rPr>
+              <w:t>will be built natively for Android using Kotlin for best performance.</w:t>
+            </w:r>
+          </w:p>
+        </w:tc>
+      </w:tr>
+    </w:tbl>
     <w:p/>
     <w:sectPr>
       <w:pgSz w:w="11906" w:h="16838"/>
@@ -1432,7 +4219,7 @@
     <w:lsdException w:qFormat="1" w:unhideWhenUsed="0" w:uiPriority="0" w:semiHidden="0" w:name="Title"/>
     <w:lsdException w:unhideWhenUsed="0" w:uiPriority="0" w:semiHidden="0" w:name="Closing"/>
     <w:lsdException w:unhideWhenUsed="0" w:uiPriority="0" w:semiHidden="0" w:name="Signature"/>
-    <w:lsdException w:unhideWhenUsed="0" w:uiPriority="0" w:name="Default Paragraph Font"/>
+    <w:lsdException w:qFormat="1" w:unhideWhenUsed="0" w:uiPriority="0" w:name="Default Paragraph Font"/>
     <w:lsdException w:unhideWhenUsed="0" w:uiPriority="0" w:semiHidden="0" w:name="Body Text"/>
     <w:lsdException w:unhideWhenUsed="0" w:uiPriority="0" w:semiHidden="0" w:name="Body Text Indent"/>
     <w:lsdException w:unhideWhenUsed="0" w:uiPriority="0" w:semiHidden="0" w:name="List Continue"/>
@@ -1470,7 +4257,7 @@
     <w:lsdException w:unhideWhenUsed="0" w:uiPriority="0" w:semiHidden="0" w:name="HTML Sample"/>
     <w:lsdException w:unhideWhenUsed="0" w:uiPriority="0" w:semiHidden="0" w:name="HTML Typewriter"/>
     <w:lsdException w:unhideWhenUsed="0" w:uiPriority="0" w:semiHidden="0" w:name="HTML Variable"/>
-    <w:lsdException w:unhideWhenUsed="0" w:uiPriority="0" w:name="Normal Table"/>
+    <w:lsdException w:qFormat="1" w:unhideWhenUsed="0" w:uiPriority="0" w:name="Normal Table"/>
     <w:lsdException w:unhideWhenUsed="0" w:uiPriority="0" w:semiHidden="0" w:name="annotation subject"/>
     <w:lsdException w:unhideWhenUsed="0" w:uiPriority="0" w:semiHidden="0" w:name="Table Simple 1"/>
     <w:lsdException w:unhideWhenUsed="0" w:uiPriority="0" w:semiHidden="0" w:name="Table Simple 2"/>
@@ -1628,11 +4415,13 @@
   <w:style w:type="character" w:default="1" w:styleId="2">
     <w:name w:val="Default Paragraph Font"/>
     <w:semiHidden/>
+    <w:qFormat/>
     <w:uiPriority w:val="0"/>
   </w:style>
   <w:style w:type="table" w:default="1" w:styleId="3">
     <w:name w:val="Normal Table"/>
     <w:semiHidden/>
+    <w:qFormat/>
     <w:uiPriority w:val="0"/>
     <w:tblPr>
       <w:tblCellMar>
